--- a/resources/igcse-business-pricing-strategies-phone-cases/IGCSE-Business-Pricing-Strategies-Phone-Cases-Teacher.docx
+++ b/resources/igcse-business-pricing-strategies-phone-cases/IGCSE-Business-Pricing-Strategies-Phone-Cases-Teacher.docx
@@ -61,13 +61,13 @@
         <w:tc>
           <w:tcPr>
             <w:tcW w:type="dxa" w:w="3655"/>
-            <w:shd w:fill="142D40"/>
             <w:tcBorders>
               <w:top w:val="single" w:sz="4" w:color="D9D9D9"/>
               <w:bottom w:val="single" w:sz="4" w:color="D9D9D9"/>
               <w:left w:val="single" w:sz="4" w:color="D9D9D9"/>
               <w:right w:val="single" w:sz="4" w:color="D9D9D9"/>
             </w:tcBorders>
+            <w:shd w:fill="142D40"/>
             <w:tcMar>
               <w:top w:w="85" w:type="dxa"/>
               <w:bottom w:w="85" w:type="dxa"/>
@@ -92,13 +92,13 @@
         <w:tc>
           <w:tcPr>
             <w:tcW w:type="dxa" w:w="1218"/>
-            <w:shd w:fill="142D40"/>
             <w:tcBorders>
               <w:top w:val="single" w:sz="4" w:color="D9D9D9"/>
               <w:bottom w:val="single" w:sz="4" w:color="D9D9D9"/>
               <w:left w:val="single" w:sz="4" w:color="D9D9D9"/>
               <w:right w:val="single" w:sz="4" w:color="D9D9D9"/>
             </w:tcBorders>
+            <w:shd w:fill="142D40"/>
             <w:tcMar>
               <w:top w:w="85" w:type="dxa"/>
               <w:bottom w:w="85" w:type="dxa"/>
@@ -123,13 +123,13 @@
         <w:tc>
           <w:tcPr>
             <w:tcW w:type="dxa" w:w="5279"/>
-            <w:shd w:fill="142D40"/>
             <w:tcBorders>
               <w:top w:val="single" w:sz="4" w:color="D9D9D9"/>
               <w:bottom w:val="single" w:sz="4" w:color="D9D9D9"/>
               <w:left w:val="single" w:sz="4" w:color="D9D9D9"/>
               <w:right w:val="single" w:sz="4" w:color="D9D9D9"/>
             </w:tcBorders>
+            <w:shd w:fill="142D40"/>
             <w:tcMar>
               <w:top w:w="85" w:type="dxa"/>
               <w:bottom w:w="85" w:type="dxa"/>
@@ -156,13 +156,13 @@
         <w:tc>
           <w:tcPr>
             <w:tcW w:type="dxa" w:w="3655"/>
-            <w:shd w:fill="FFFFFF"/>
             <w:tcBorders>
               <w:top w:val="single" w:sz="4" w:color="D9D9D9"/>
               <w:bottom w:val="single" w:sz="4" w:color="D9D9D9"/>
               <w:left w:val="single" w:sz="4" w:color="D9D9D9"/>
               <w:right w:val="single" w:sz="4" w:color="D9D9D9"/>
             </w:tcBorders>
+            <w:shd w:fill="FFFFFF"/>
             <w:tcMar>
               <w:top w:w="85" w:type="dxa"/>
               <w:bottom w:w="85" w:type="dxa"/>
@@ -187,13 +187,13 @@
         <w:tc>
           <w:tcPr>
             <w:tcW w:type="dxa" w:w="1218"/>
-            <w:shd w:fill="FFFFFF"/>
             <w:tcBorders>
               <w:top w:val="single" w:sz="4" w:color="D9D9D9"/>
               <w:bottom w:val="single" w:sz="4" w:color="D9D9D9"/>
               <w:left w:val="single" w:sz="4" w:color="D9D9D9"/>
               <w:right w:val="single" w:sz="4" w:color="D9D9D9"/>
             </w:tcBorders>
+            <w:shd w:fill="FFFFFF"/>
             <w:tcMar>
               <w:top w:w="85" w:type="dxa"/>
               <w:bottom w:w="85" w:type="dxa"/>
@@ -218,13 +218,13 @@
         <w:tc>
           <w:tcPr>
             <w:tcW w:type="dxa" w:w="5279"/>
-            <w:shd w:fill="FFFFFF"/>
             <w:tcBorders>
               <w:top w:val="single" w:sz="4" w:color="D9D9D9"/>
               <w:bottom w:val="single" w:sz="4" w:color="D9D9D9"/>
               <w:left w:val="single" w:sz="4" w:color="D9D9D9"/>
               <w:right w:val="single" w:sz="4" w:color="D9D9D9"/>
             </w:tcBorders>
+            <w:shd w:fill="FFFFFF"/>
             <w:tcMar>
               <w:top w:w="85" w:type="dxa"/>
               <w:bottom w:w="85" w:type="dxa"/>
@@ -251,13 +251,13 @@
         <w:tc>
           <w:tcPr>
             <w:tcW w:type="dxa" w:w="3655"/>
-            <w:shd w:fill="F1F5F7"/>
             <w:tcBorders>
               <w:top w:val="single" w:sz="4" w:color="D9D9D9"/>
               <w:bottom w:val="single" w:sz="4" w:color="D9D9D9"/>
               <w:left w:val="single" w:sz="4" w:color="D9D9D9"/>
               <w:right w:val="single" w:sz="4" w:color="D9D9D9"/>
             </w:tcBorders>
+            <w:shd w:fill="F1F5F7"/>
             <w:tcMar>
               <w:top w:w="85" w:type="dxa"/>
               <w:bottom w:w="85" w:type="dxa"/>
@@ -282,13 +282,13 @@
         <w:tc>
           <w:tcPr>
             <w:tcW w:type="dxa" w:w="1218"/>
-            <w:shd w:fill="F1F5F7"/>
             <w:tcBorders>
               <w:top w:val="single" w:sz="4" w:color="D9D9D9"/>
               <w:bottom w:val="single" w:sz="4" w:color="D9D9D9"/>
               <w:left w:val="single" w:sz="4" w:color="D9D9D9"/>
               <w:right w:val="single" w:sz="4" w:color="D9D9D9"/>
             </w:tcBorders>
+            <w:shd w:fill="F1F5F7"/>
             <w:tcMar>
               <w:top w:w="85" w:type="dxa"/>
               <w:bottom w:w="85" w:type="dxa"/>
@@ -313,13 +313,13 @@
         <w:tc>
           <w:tcPr>
             <w:tcW w:type="dxa" w:w="5279"/>
-            <w:shd w:fill="F1F5F7"/>
             <w:tcBorders>
               <w:top w:val="single" w:sz="4" w:color="D9D9D9"/>
               <w:bottom w:val="single" w:sz="4" w:color="D9D9D9"/>
               <w:left w:val="single" w:sz="4" w:color="D9D9D9"/>
               <w:right w:val="single" w:sz="4" w:color="D9D9D9"/>
             </w:tcBorders>
+            <w:shd w:fill="F1F5F7"/>
             <w:tcMar>
               <w:top w:w="85" w:type="dxa"/>
               <w:bottom w:w="85" w:type="dxa"/>
@@ -346,13 +346,13 @@
         <w:tc>
           <w:tcPr>
             <w:tcW w:type="dxa" w:w="3655"/>
-            <w:shd w:fill="FFFFFF"/>
             <w:tcBorders>
               <w:top w:val="single" w:sz="4" w:color="D9D9D9"/>
               <w:bottom w:val="single" w:sz="4" w:color="D9D9D9"/>
               <w:left w:val="single" w:sz="4" w:color="D9D9D9"/>
               <w:right w:val="single" w:sz="4" w:color="D9D9D9"/>
             </w:tcBorders>
+            <w:shd w:fill="FFFFFF"/>
             <w:tcMar>
               <w:top w:w="85" w:type="dxa"/>
               <w:bottom w:w="85" w:type="dxa"/>
@@ -377,13 +377,13 @@
         <w:tc>
           <w:tcPr>
             <w:tcW w:type="dxa" w:w="1218"/>
-            <w:shd w:fill="FFFFFF"/>
             <w:tcBorders>
               <w:top w:val="single" w:sz="4" w:color="D9D9D9"/>
               <w:bottom w:val="single" w:sz="4" w:color="D9D9D9"/>
               <w:left w:val="single" w:sz="4" w:color="D9D9D9"/>
               <w:right w:val="single" w:sz="4" w:color="D9D9D9"/>
             </w:tcBorders>
+            <w:shd w:fill="FFFFFF"/>
             <w:tcMar>
               <w:top w:w="85" w:type="dxa"/>
               <w:bottom w:w="85" w:type="dxa"/>
@@ -408,13 +408,13 @@
         <w:tc>
           <w:tcPr>
             <w:tcW w:type="dxa" w:w="5279"/>
-            <w:shd w:fill="FFFFFF"/>
             <w:tcBorders>
               <w:top w:val="single" w:sz="4" w:color="D9D9D9"/>
               <w:bottom w:val="single" w:sz="4" w:color="D9D9D9"/>
               <w:left w:val="single" w:sz="4" w:color="D9D9D9"/>
               <w:right w:val="single" w:sz="4" w:color="D9D9D9"/>
             </w:tcBorders>
+            <w:shd w:fill="FFFFFF"/>
             <w:tcMar>
               <w:top w:w="85" w:type="dxa"/>
               <w:bottom w:w="85" w:type="dxa"/>
@@ -441,13 +441,13 @@
         <w:tc>
           <w:tcPr>
             <w:tcW w:type="dxa" w:w="3655"/>
-            <w:shd w:fill="F1F5F7"/>
             <w:tcBorders>
               <w:top w:val="single" w:sz="4" w:color="D9D9D9"/>
               <w:bottom w:val="single" w:sz="4" w:color="D9D9D9"/>
               <w:left w:val="single" w:sz="4" w:color="D9D9D9"/>
               <w:right w:val="single" w:sz="4" w:color="D9D9D9"/>
             </w:tcBorders>
+            <w:shd w:fill="F1F5F7"/>
             <w:tcMar>
               <w:top w:w="85" w:type="dxa"/>
               <w:bottom w:w="85" w:type="dxa"/>
@@ -472,13 +472,13 @@
         <w:tc>
           <w:tcPr>
             <w:tcW w:type="dxa" w:w="1218"/>
-            <w:shd w:fill="F1F5F7"/>
             <w:tcBorders>
               <w:top w:val="single" w:sz="4" w:color="D9D9D9"/>
               <w:bottom w:val="single" w:sz="4" w:color="D9D9D9"/>
               <w:left w:val="single" w:sz="4" w:color="D9D9D9"/>
               <w:right w:val="single" w:sz="4" w:color="D9D9D9"/>
             </w:tcBorders>
+            <w:shd w:fill="F1F5F7"/>
             <w:tcMar>
               <w:top w:w="85" w:type="dxa"/>
               <w:bottom w:w="85" w:type="dxa"/>
@@ -503,13 +503,13 @@
         <w:tc>
           <w:tcPr>
             <w:tcW w:type="dxa" w:w="5279"/>
-            <w:shd w:fill="F1F5F7"/>
             <w:tcBorders>
               <w:top w:val="single" w:sz="4" w:color="D9D9D9"/>
               <w:bottom w:val="single" w:sz="4" w:color="D9D9D9"/>
               <w:left w:val="single" w:sz="4" w:color="D9D9D9"/>
               <w:right w:val="single" w:sz="4" w:color="D9D9D9"/>
             </w:tcBorders>
+            <w:shd w:fill="F1F5F7"/>
             <w:tcMar>
               <w:top w:w="85" w:type="dxa"/>
               <w:bottom w:w="85" w:type="dxa"/>
@@ -536,13 +536,13 @@
         <w:tc>
           <w:tcPr>
             <w:tcW w:type="dxa" w:w="3655"/>
-            <w:shd w:fill="FFFFFF"/>
             <w:tcBorders>
               <w:top w:val="single" w:sz="4" w:color="D9D9D9"/>
               <w:bottom w:val="single" w:sz="4" w:color="D9D9D9"/>
               <w:left w:val="single" w:sz="4" w:color="D9D9D9"/>
               <w:right w:val="single" w:sz="4" w:color="D9D9D9"/>
             </w:tcBorders>
+            <w:shd w:fill="FFFFFF"/>
             <w:tcMar>
               <w:top w:w="85" w:type="dxa"/>
               <w:bottom w:w="85" w:type="dxa"/>
@@ -567,13 +567,13 @@
         <w:tc>
           <w:tcPr>
             <w:tcW w:type="dxa" w:w="1218"/>
-            <w:shd w:fill="FFFFFF"/>
             <w:tcBorders>
               <w:top w:val="single" w:sz="4" w:color="D9D9D9"/>
               <w:bottom w:val="single" w:sz="4" w:color="D9D9D9"/>
               <w:left w:val="single" w:sz="4" w:color="D9D9D9"/>
               <w:right w:val="single" w:sz="4" w:color="D9D9D9"/>
             </w:tcBorders>
+            <w:shd w:fill="FFFFFF"/>
             <w:tcMar>
               <w:top w:w="85" w:type="dxa"/>
               <w:bottom w:w="85" w:type="dxa"/>
@@ -598,13 +598,13 @@
         <w:tc>
           <w:tcPr>
             <w:tcW w:type="dxa" w:w="5279"/>
-            <w:shd w:fill="FFFFFF"/>
             <w:tcBorders>
               <w:top w:val="single" w:sz="4" w:color="D9D9D9"/>
               <w:bottom w:val="single" w:sz="4" w:color="D9D9D9"/>
               <w:left w:val="single" w:sz="4" w:color="D9D9D9"/>
               <w:right w:val="single" w:sz="4" w:color="D9D9D9"/>
             </w:tcBorders>
+            <w:shd w:fill="FFFFFF"/>
             <w:tcMar>
               <w:top w:w="85" w:type="dxa"/>
               <w:bottom w:w="85" w:type="dxa"/>
@@ -631,13 +631,13 @@
         <w:tc>
           <w:tcPr>
             <w:tcW w:type="dxa" w:w="3655"/>
-            <w:shd w:fill="F1F5F7"/>
             <w:tcBorders>
               <w:top w:val="single" w:sz="4" w:color="D9D9D9"/>
               <w:bottom w:val="single" w:sz="4" w:color="D9D9D9"/>
               <w:left w:val="single" w:sz="4" w:color="D9D9D9"/>
               <w:right w:val="single" w:sz="4" w:color="D9D9D9"/>
             </w:tcBorders>
+            <w:shd w:fill="F1F5F7"/>
             <w:tcMar>
               <w:top w:w="85" w:type="dxa"/>
               <w:bottom w:w="85" w:type="dxa"/>
@@ -662,13 +662,13 @@
         <w:tc>
           <w:tcPr>
             <w:tcW w:type="dxa" w:w="1218"/>
-            <w:shd w:fill="F1F5F7"/>
             <w:tcBorders>
               <w:top w:val="single" w:sz="4" w:color="D9D9D9"/>
               <w:bottom w:val="single" w:sz="4" w:color="D9D9D9"/>
               <w:left w:val="single" w:sz="4" w:color="D9D9D9"/>
               <w:right w:val="single" w:sz="4" w:color="D9D9D9"/>
             </w:tcBorders>
+            <w:shd w:fill="F1F5F7"/>
             <w:tcMar>
               <w:top w:w="85" w:type="dxa"/>
               <w:bottom w:w="85" w:type="dxa"/>
@@ -693,13 +693,13 @@
         <w:tc>
           <w:tcPr>
             <w:tcW w:type="dxa" w:w="5279"/>
-            <w:shd w:fill="F1F5F7"/>
             <w:tcBorders>
               <w:top w:val="single" w:sz="4" w:color="D9D9D9"/>
               <w:bottom w:val="single" w:sz="4" w:color="D9D9D9"/>
               <w:left w:val="single" w:sz="4" w:color="D9D9D9"/>
               <w:right w:val="single" w:sz="4" w:color="D9D9D9"/>
             </w:tcBorders>
+            <w:shd w:fill="F1F5F7"/>
             <w:tcMar>
               <w:top w:w="85" w:type="dxa"/>
               <w:bottom w:w="85" w:type="dxa"/>
@@ -726,13 +726,13 @@
         <w:tc>
           <w:tcPr>
             <w:tcW w:type="dxa" w:w="3655"/>
-            <w:shd w:fill="FFFFFF"/>
             <w:tcBorders>
               <w:top w:val="single" w:sz="4" w:color="D9D9D9"/>
               <w:bottom w:val="single" w:sz="4" w:color="D9D9D9"/>
               <w:left w:val="single" w:sz="4" w:color="D9D9D9"/>
               <w:right w:val="single" w:sz="4" w:color="D9D9D9"/>
             </w:tcBorders>
+            <w:shd w:fill="FFFFFF"/>
             <w:tcMar>
               <w:top w:w="85" w:type="dxa"/>
               <w:bottom w:w="85" w:type="dxa"/>
@@ -757,13 +757,13 @@
         <w:tc>
           <w:tcPr>
             <w:tcW w:type="dxa" w:w="1218"/>
-            <w:shd w:fill="FFFFFF"/>
             <w:tcBorders>
               <w:top w:val="single" w:sz="4" w:color="D9D9D9"/>
               <w:bottom w:val="single" w:sz="4" w:color="D9D9D9"/>
               <w:left w:val="single" w:sz="4" w:color="D9D9D9"/>
               <w:right w:val="single" w:sz="4" w:color="D9D9D9"/>
             </w:tcBorders>
+            <w:shd w:fill="FFFFFF"/>
             <w:tcMar>
               <w:top w:w="85" w:type="dxa"/>
               <w:bottom w:w="85" w:type="dxa"/>
@@ -788,13 +788,13 @@
         <w:tc>
           <w:tcPr>
             <w:tcW w:type="dxa" w:w="5279"/>
-            <w:shd w:fill="FFFFFF"/>
             <w:tcBorders>
               <w:top w:val="single" w:sz="4" w:color="D9D9D9"/>
               <w:bottom w:val="single" w:sz="4" w:color="D9D9D9"/>
               <w:left w:val="single" w:sz="4" w:color="D9D9D9"/>
               <w:right w:val="single" w:sz="4" w:color="D9D9D9"/>
             </w:tcBorders>
+            <w:shd w:fill="FFFFFF"/>
             <w:tcMar>
               <w:top w:w="85" w:type="dxa"/>
               <w:bottom w:w="85" w:type="dxa"/>
@@ -821,13 +821,13 @@
         <w:tc>
           <w:tcPr>
             <w:tcW w:type="dxa" w:w="3655"/>
-            <w:shd w:fill="F1F5F7"/>
             <w:tcBorders>
               <w:top w:val="single" w:sz="4" w:color="D9D9D9"/>
               <w:bottom w:val="single" w:sz="4" w:color="D9D9D9"/>
               <w:left w:val="single" w:sz="4" w:color="D9D9D9"/>
               <w:right w:val="single" w:sz="4" w:color="D9D9D9"/>
             </w:tcBorders>
+            <w:shd w:fill="F1F5F7"/>
             <w:tcMar>
               <w:top w:w="85" w:type="dxa"/>
               <w:bottom w:w="85" w:type="dxa"/>
@@ -852,13 +852,13 @@
         <w:tc>
           <w:tcPr>
             <w:tcW w:type="dxa" w:w="1218"/>
-            <w:shd w:fill="F1F5F7"/>
             <w:tcBorders>
               <w:top w:val="single" w:sz="4" w:color="D9D9D9"/>
               <w:bottom w:val="single" w:sz="4" w:color="D9D9D9"/>
               <w:left w:val="single" w:sz="4" w:color="D9D9D9"/>
               <w:right w:val="single" w:sz="4" w:color="D9D9D9"/>
             </w:tcBorders>
+            <w:shd w:fill="F1F5F7"/>
             <w:tcMar>
               <w:top w:w="85" w:type="dxa"/>
               <w:bottom w:w="85" w:type="dxa"/>
@@ -883,13 +883,13 @@
         <w:tc>
           <w:tcPr>
             <w:tcW w:type="dxa" w:w="5279"/>
-            <w:shd w:fill="F1F5F7"/>
             <w:tcBorders>
               <w:top w:val="single" w:sz="4" w:color="D9D9D9"/>
               <w:bottom w:val="single" w:sz="4" w:color="D9D9D9"/>
               <w:left w:val="single" w:sz="4" w:color="D9D9D9"/>
               <w:right w:val="single" w:sz="4" w:color="D9D9D9"/>
             </w:tcBorders>
+            <w:shd w:fill="F1F5F7"/>
             <w:tcMar>
               <w:top w:w="85" w:type="dxa"/>
               <w:bottom w:w="85" w:type="dxa"/>
@@ -916,13 +916,13 @@
         <w:tc>
           <w:tcPr>
             <w:tcW w:type="dxa" w:w="3655"/>
-            <w:shd w:fill="FFFFFF"/>
             <w:tcBorders>
               <w:top w:val="single" w:sz="4" w:color="D9D9D9"/>
               <w:bottom w:val="single" w:sz="4" w:color="D9D9D9"/>
               <w:left w:val="single" w:sz="4" w:color="D9D9D9"/>
               <w:right w:val="single" w:sz="4" w:color="D9D9D9"/>
             </w:tcBorders>
+            <w:shd w:fill="FFFFFF"/>
             <w:tcMar>
               <w:top w:w="85" w:type="dxa"/>
               <w:bottom w:w="85" w:type="dxa"/>
@@ -947,13 +947,13 @@
         <w:tc>
           <w:tcPr>
             <w:tcW w:type="dxa" w:w="1218"/>
-            <w:shd w:fill="FFFFFF"/>
             <w:tcBorders>
               <w:top w:val="single" w:sz="4" w:color="D9D9D9"/>
               <w:bottom w:val="single" w:sz="4" w:color="D9D9D9"/>
               <w:left w:val="single" w:sz="4" w:color="D9D9D9"/>
               <w:right w:val="single" w:sz="4" w:color="D9D9D9"/>
             </w:tcBorders>
+            <w:shd w:fill="FFFFFF"/>
             <w:tcMar>
               <w:top w:w="85" w:type="dxa"/>
               <w:bottom w:w="85" w:type="dxa"/>
@@ -978,13 +978,13 @@
         <w:tc>
           <w:tcPr>
             <w:tcW w:type="dxa" w:w="5279"/>
-            <w:shd w:fill="FFFFFF"/>
             <w:tcBorders>
               <w:top w:val="single" w:sz="4" w:color="D9D9D9"/>
               <w:bottom w:val="single" w:sz="4" w:color="D9D9D9"/>
               <w:left w:val="single" w:sz="4" w:color="D9D9D9"/>
               <w:right w:val="single" w:sz="4" w:color="D9D9D9"/>
             </w:tcBorders>
+            <w:shd w:fill="FFFFFF"/>
             <w:tcMar>
               <w:top w:w="85" w:type="dxa"/>
               <w:bottom w:w="85" w:type="dxa"/>
@@ -1059,13 +1059,13 @@
         <w:tc>
           <w:tcPr>
             <w:tcW w:type="dxa" w:w="1929"/>
-            <w:shd w:fill="142D40"/>
             <w:tcBorders>
               <w:top w:val="single" w:sz="4" w:color="D9D9D9"/>
               <w:bottom w:val="single" w:sz="4" w:color="D9D9D9"/>
               <w:left w:val="single" w:sz="4" w:color="D9D9D9"/>
               <w:right w:val="single" w:sz="4" w:color="D9D9D9"/>
             </w:tcBorders>
+            <w:shd w:fill="142D40"/>
             <w:tcMar>
               <w:top w:w="85" w:type="dxa"/>
               <w:bottom w:w="85" w:type="dxa"/>
@@ -1090,13 +1090,13 @@
         <w:tc>
           <w:tcPr>
             <w:tcW w:type="dxa" w:w="1218"/>
-            <w:shd w:fill="142D40"/>
             <w:tcBorders>
               <w:top w:val="single" w:sz="4" w:color="D9D9D9"/>
               <w:bottom w:val="single" w:sz="4" w:color="D9D9D9"/>
               <w:left w:val="single" w:sz="4" w:color="D9D9D9"/>
               <w:right w:val="single" w:sz="4" w:color="D9D9D9"/>
             </w:tcBorders>
+            <w:shd w:fill="142D40"/>
             <w:tcMar>
               <w:top w:w="85" w:type="dxa"/>
               <w:bottom w:w="85" w:type="dxa"/>
@@ -1121,13 +1121,13 @@
         <w:tc>
           <w:tcPr>
             <w:tcW w:type="dxa" w:w="1421"/>
-            <w:shd w:fill="142D40"/>
             <w:tcBorders>
               <w:top w:val="single" w:sz="4" w:color="D9D9D9"/>
               <w:bottom w:val="single" w:sz="4" w:color="D9D9D9"/>
               <w:left w:val="single" w:sz="4" w:color="D9D9D9"/>
               <w:right w:val="single" w:sz="4" w:color="D9D9D9"/>
             </w:tcBorders>
+            <w:shd w:fill="142D40"/>
             <w:tcMar>
               <w:top w:w="85" w:type="dxa"/>
               <w:bottom w:w="85" w:type="dxa"/>
@@ -1152,13 +1152,13 @@
         <w:tc>
           <w:tcPr>
             <w:tcW w:type="dxa" w:w="1117"/>
-            <w:shd w:fill="142D40"/>
             <w:tcBorders>
               <w:top w:val="single" w:sz="4" w:color="D9D9D9"/>
               <w:bottom w:val="single" w:sz="4" w:color="D9D9D9"/>
               <w:left w:val="single" w:sz="4" w:color="D9D9D9"/>
               <w:right w:val="single" w:sz="4" w:color="D9D9D9"/>
             </w:tcBorders>
+            <w:shd w:fill="142D40"/>
             <w:tcMar>
               <w:top w:w="85" w:type="dxa"/>
               <w:bottom w:w="85" w:type="dxa"/>
@@ -1183,13 +1183,13 @@
         <w:tc>
           <w:tcPr>
             <w:tcW w:type="dxa" w:w="1320"/>
-            <w:shd w:fill="142D40"/>
             <w:tcBorders>
               <w:top w:val="single" w:sz="4" w:color="D9D9D9"/>
               <w:bottom w:val="single" w:sz="4" w:color="D9D9D9"/>
               <w:left w:val="single" w:sz="4" w:color="D9D9D9"/>
               <w:right w:val="single" w:sz="4" w:color="D9D9D9"/>
             </w:tcBorders>
+            <w:shd w:fill="142D40"/>
             <w:tcMar>
               <w:top w:w="85" w:type="dxa"/>
               <w:bottom w:w="85" w:type="dxa"/>
@@ -1214,13 +1214,13 @@
         <w:tc>
           <w:tcPr>
             <w:tcW w:type="dxa" w:w="1726"/>
-            <w:shd w:fill="142D40"/>
             <w:tcBorders>
               <w:top w:val="single" w:sz="4" w:color="D9D9D9"/>
               <w:bottom w:val="single" w:sz="4" w:color="D9D9D9"/>
               <w:left w:val="single" w:sz="4" w:color="D9D9D9"/>
               <w:right w:val="single" w:sz="4" w:color="D9D9D9"/>
             </w:tcBorders>
+            <w:shd w:fill="142D40"/>
             <w:tcMar>
               <w:top w:w="85" w:type="dxa"/>
               <w:bottom w:w="85" w:type="dxa"/>
@@ -1245,13 +1245,13 @@
         <w:tc>
           <w:tcPr>
             <w:tcW w:type="dxa" w:w="1421"/>
-            <w:shd w:fill="142D40"/>
             <w:tcBorders>
               <w:top w:val="single" w:sz="4" w:color="D9D9D9"/>
               <w:bottom w:val="single" w:sz="4" w:color="D9D9D9"/>
               <w:left w:val="single" w:sz="4" w:color="D9D9D9"/>
               <w:right w:val="single" w:sz="4" w:color="D9D9D9"/>
             </w:tcBorders>
+            <w:shd w:fill="142D40"/>
             <w:tcMar>
               <w:top w:w="85" w:type="dxa"/>
               <w:bottom w:w="85" w:type="dxa"/>
@@ -1278,13 +1278,13 @@
         <w:tc>
           <w:tcPr>
             <w:tcW w:type="dxa" w:w="1929"/>
-            <w:shd w:fill="FFFFFF"/>
             <w:tcBorders>
               <w:top w:val="single" w:sz="4" w:color="D9D9D9"/>
               <w:bottom w:val="single" w:sz="4" w:color="D9D9D9"/>
               <w:left w:val="single" w:sz="4" w:color="D9D9D9"/>
               <w:right w:val="single" w:sz="4" w:color="D9D9D9"/>
             </w:tcBorders>
+            <w:shd w:fill="FFFFFF"/>
             <w:tcMar>
               <w:top w:w="85" w:type="dxa"/>
               <w:bottom w:w="85" w:type="dxa"/>
@@ -1309,13 +1309,13 @@
         <w:tc>
           <w:tcPr>
             <w:tcW w:type="dxa" w:w="1218"/>
-            <w:shd w:fill="FFFFFF"/>
             <w:tcBorders>
               <w:top w:val="single" w:sz="4" w:color="D9D9D9"/>
               <w:bottom w:val="single" w:sz="4" w:color="D9D9D9"/>
               <w:left w:val="single" w:sz="4" w:color="D9D9D9"/>
               <w:right w:val="single" w:sz="4" w:color="D9D9D9"/>
             </w:tcBorders>
+            <w:shd w:fill="FFFFFF"/>
             <w:tcMar>
               <w:top w:w="85" w:type="dxa"/>
               <w:bottom w:w="85" w:type="dxa"/>
@@ -1340,13 +1340,13 @@
         <w:tc>
           <w:tcPr>
             <w:tcW w:type="dxa" w:w="1421"/>
-            <w:shd w:fill="FFFFFF"/>
             <w:tcBorders>
               <w:top w:val="single" w:sz="4" w:color="D9D9D9"/>
               <w:bottom w:val="single" w:sz="4" w:color="D9D9D9"/>
               <w:left w:val="single" w:sz="4" w:color="D9D9D9"/>
               <w:right w:val="single" w:sz="4" w:color="D9D9D9"/>
             </w:tcBorders>
+            <w:shd w:fill="FFFFFF"/>
             <w:tcMar>
               <w:top w:w="85" w:type="dxa"/>
               <w:bottom w:w="85" w:type="dxa"/>
@@ -1371,13 +1371,13 @@
         <w:tc>
           <w:tcPr>
             <w:tcW w:type="dxa" w:w="1117"/>
-            <w:shd w:fill="FFFFFF"/>
             <w:tcBorders>
               <w:top w:val="single" w:sz="4" w:color="D9D9D9"/>
               <w:bottom w:val="single" w:sz="4" w:color="D9D9D9"/>
               <w:left w:val="single" w:sz="4" w:color="D9D9D9"/>
               <w:right w:val="single" w:sz="4" w:color="D9D9D9"/>
             </w:tcBorders>
+            <w:shd w:fill="FFFFFF"/>
             <w:tcMar>
               <w:top w:w="85" w:type="dxa"/>
               <w:bottom w:w="85" w:type="dxa"/>
@@ -1402,13 +1402,13 @@
         <w:tc>
           <w:tcPr>
             <w:tcW w:type="dxa" w:w="1320"/>
-            <w:shd w:fill="FFFFFF"/>
             <w:tcBorders>
               <w:top w:val="single" w:sz="4" w:color="D9D9D9"/>
               <w:bottom w:val="single" w:sz="4" w:color="D9D9D9"/>
               <w:left w:val="single" w:sz="4" w:color="D9D9D9"/>
               <w:right w:val="single" w:sz="4" w:color="D9D9D9"/>
             </w:tcBorders>
+            <w:shd w:fill="FFFFFF"/>
             <w:tcMar>
               <w:top w:w="85" w:type="dxa"/>
               <w:bottom w:w="85" w:type="dxa"/>
@@ -1433,13 +1433,13 @@
         <w:tc>
           <w:tcPr>
             <w:tcW w:type="dxa" w:w="1726"/>
-            <w:shd w:fill="FFFFFF"/>
             <w:tcBorders>
               <w:top w:val="single" w:sz="4" w:color="D9D9D9"/>
               <w:bottom w:val="single" w:sz="4" w:color="D9D9D9"/>
               <w:left w:val="single" w:sz="4" w:color="D9D9D9"/>
               <w:right w:val="single" w:sz="4" w:color="D9D9D9"/>
             </w:tcBorders>
+            <w:shd w:fill="FFFFFF"/>
             <w:tcMar>
               <w:top w:w="85" w:type="dxa"/>
               <w:bottom w:w="85" w:type="dxa"/>
@@ -1464,13 +1464,13 @@
         <w:tc>
           <w:tcPr>
             <w:tcW w:type="dxa" w:w="1421"/>
-            <w:shd w:fill="FFFFFF"/>
             <w:tcBorders>
               <w:top w:val="single" w:sz="4" w:color="D9D9D9"/>
               <w:bottom w:val="single" w:sz="4" w:color="D9D9D9"/>
               <w:left w:val="single" w:sz="4" w:color="D9D9D9"/>
               <w:right w:val="single" w:sz="4" w:color="D9D9D9"/>
             </w:tcBorders>
+            <w:shd w:fill="FFFFFF"/>
             <w:tcMar>
               <w:top w:w="85" w:type="dxa"/>
               <w:bottom w:w="85" w:type="dxa"/>
@@ -1497,13 +1497,13 @@
         <w:tc>
           <w:tcPr>
             <w:tcW w:type="dxa" w:w="1929"/>
-            <w:shd w:fill="F1F5F7"/>
             <w:tcBorders>
               <w:top w:val="single" w:sz="4" w:color="D9D9D9"/>
               <w:bottom w:val="single" w:sz="4" w:color="D9D9D9"/>
               <w:left w:val="single" w:sz="4" w:color="D9D9D9"/>
               <w:right w:val="single" w:sz="4" w:color="D9D9D9"/>
             </w:tcBorders>
+            <w:shd w:fill="F1F5F7"/>
             <w:tcMar>
               <w:top w:w="85" w:type="dxa"/>
               <w:bottom w:w="85" w:type="dxa"/>
@@ -1528,13 +1528,13 @@
         <w:tc>
           <w:tcPr>
             <w:tcW w:type="dxa" w:w="1218"/>
-            <w:shd w:fill="F1F5F7"/>
             <w:tcBorders>
               <w:top w:val="single" w:sz="4" w:color="D9D9D9"/>
               <w:bottom w:val="single" w:sz="4" w:color="D9D9D9"/>
               <w:left w:val="single" w:sz="4" w:color="D9D9D9"/>
               <w:right w:val="single" w:sz="4" w:color="D9D9D9"/>
             </w:tcBorders>
+            <w:shd w:fill="F1F5F7"/>
             <w:tcMar>
               <w:top w:w="85" w:type="dxa"/>
               <w:bottom w:w="85" w:type="dxa"/>
@@ -1559,13 +1559,13 @@
         <w:tc>
           <w:tcPr>
             <w:tcW w:type="dxa" w:w="1421"/>
-            <w:shd w:fill="F1F5F7"/>
             <w:tcBorders>
               <w:top w:val="single" w:sz="4" w:color="D9D9D9"/>
               <w:bottom w:val="single" w:sz="4" w:color="D9D9D9"/>
               <w:left w:val="single" w:sz="4" w:color="D9D9D9"/>
               <w:right w:val="single" w:sz="4" w:color="D9D9D9"/>
             </w:tcBorders>
+            <w:shd w:fill="F1F5F7"/>
             <w:tcMar>
               <w:top w:w="85" w:type="dxa"/>
               <w:bottom w:w="85" w:type="dxa"/>
@@ -1590,13 +1590,13 @@
         <w:tc>
           <w:tcPr>
             <w:tcW w:type="dxa" w:w="1117"/>
-            <w:shd w:fill="F1F5F7"/>
             <w:tcBorders>
               <w:top w:val="single" w:sz="4" w:color="D9D9D9"/>
               <w:bottom w:val="single" w:sz="4" w:color="D9D9D9"/>
               <w:left w:val="single" w:sz="4" w:color="D9D9D9"/>
               <w:right w:val="single" w:sz="4" w:color="D9D9D9"/>
             </w:tcBorders>
+            <w:shd w:fill="F1F5F7"/>
             <w:tcMar>
               <w:top w:w="85" w:type="dxa"/>
               <w:bottom w:w="85" w:type="dxa"/>
@@ -1621,13 +1621,13 @@
         <w:tc>
           <w:tcPr>
             <w:tcW w:type="dxa" w:w="1320"/>
-            <w:shd w:fill="F1F5F7"/>
             <w:tcBorders>
               <w:top w:val="single" w:sz="4" w:color="D9D9D9"/>
               <w:bottom w:val="single" w:sz="4" w:color="D9D9D9"/>
               <w:left w:val="single" w:sz="4" w:color="D9D9D9"/>
               <w:right w:val="single" w:sz="4" w:color="D9D9D9"/>
             </w:tcBorders>
+            <w:shd w:fill="F1F5F7"/>
             <w:tcMar>
               <w:top w:w="85" w:type="dxa"/>
               <w:bottom w:w="85" w:type="dxa"/>
@@ -1652,13 +1652,13 @@
         <w:tc>
           <w:tcPr>
             <w:tcW w:type="dxa" w:w="1726"/>
-            <w:shd w:fill="F1F5F7"/>
             <w:tcBorders>
               <w:top w:val="single" w:sz="4" w:color="D9D9D9"/>
               <w:bottom w:val="single" w:sz="4" w:color="D9D9D9"/>
               <w:left w:val="single" w:sz="4" w:color="D9D9D9"/>
               <w:right w:val="single" w:sz="4" w:color="D9D9D9"/>
             </w:tcBorders>
+            <w:shd w:fill="F1F5F7"/>
             <w:tcMar>
               <w:top w:w="85" w:type="dxa"/>
               <w:bottom w:w="85" w:type="dxa"/>
@@ -1683,13 +1683,13 @@
         <w:tc>
           <w:tcPr>
             <w:tcW w:type="dxa" w:w="1421"/>
-            <w:shd w:fill="F1F5F7"/>
             <w:tcBorders>
               <w:top w:val="single" w:sz="4" w:color="D9D9D9"/>
               <w:bottom w:val="single" w:sz="4" w:color="D9D9D9"/>
               <w:left w:val="single" w:sz="4" w:color="D9D9D9"/>
               <w:right w:val="single" w:sz="4" w:color="D9D9D9"/>
             </w:tcBorders>
+            <w:shd w:fill="F1F5F7"/>
             <w:tcMar>
               <w:top w:w="85" w:type="dxa"/>
               <w:bottom w:w="85" w:type="dxa"/>
@@ -1716,13 +1716,13 @@
         <w:tc>
           <w:tcPr>
             <w:tcW w:type="dxa" w:w="1929"/>
-            <w:shd w:fill="FFFFFF"/>
             <w:tcBorders>
               <w:top w:val="single" w:sz="4" w:color="D9D9D9"/>
               <w:bottom w:val="single" w:sz="4" w:color="D9D9D9"/>
               <w:left w:val="single" w:sz="4" w:color="D9D9D9"/>
               <w:right w:val="single" w:sz="4" w:color="D9D9D9"/>
             </w:tcBorders>
+            <w:shd w:fill="FFFFFF"/>
             <w:tcMar>
               <w:top w:w="85" w:type="dxa"/>
               <w:bottom w:w="85" w:type="dxa"/>
@@ -1747,13 +1747,13 @@
         <w:tc>
           <w:tcPr>
             <w:tcW w:type="dxa" w:w="1218"/>
-            <w:shd w:fill="FFFFFF"/>
             <w:tcBorders>
               <w:top w:val="single" w:sz="4" w:color="D9D9D9"/>
               <w:bottom w:val="single" w:sz="4" w:color="D9D9D9"/>
               <w:left w:val="single" w:sz="4" w:color="D9D9D9"/>
               <w:right w:val="single" w:sz="4" w:color="D9D9D9"/>
             </w:tcBorders>
+            <w:shd w:fill="FFFFFF"/>
             <w:tcMar>
               <w:top w:w="85" w:type="dxa"/>
               <w:bottom w:w="85" w:type="dxa"/>
@@ -1778,13 +1778,13 @@
         <w:tc>
           <w:tcPr>
             <w:tcW w:type="dxa" w:w="1421"/>
-            <w:shd w:fill="FFFFFF"/>
             <w:tcBorders>
               <w:top w:val="single" w:sz="4" w:color="D9D9D9"/>
               <w:bottom w:val="single" w:sz="4" w:color="D9D9D9"/>
               <w:left w:val="single" w:sz="4" w:color="D9D9D9"/>
               <w:right w:val="single" w:sz="4" w:color="D9D9D9"/>
             </w:tcBorders>
+            <w:shd w:fill="FFFFFF"/>
             <w:tcMar>
               <w:top w:w="85" w:type="dxa"/>
               <w:bottom w:w="85" w:type="dxa"/>
@@ -1809,13 +1809,13 @@
         <w:tc>
           <w:tcPr>
             <w:tcW w:type="dxa" w:w="1117"/>
-            <w:shd w:fill="FFFFFF"/>
             <w:tcBorders>
               <w:top w:val="single" w:sz="4" w:color="D9D9D9"/>
               <w:bottom w:val="single" w:sz="4" w:color="D9D9D9"/>
               <w:left w:val="single" w:sz="4" w:color="D9D9D9"/>
               <w:right w:val="single" w:sz="4" w:color="D9D9D9"/>
             </w:tcBorders>
+            <w:shd w:fill="FFFFFF"/>
             <w:tcMar>
               <w:top w:w="85" w:type="dxa"/>
               <w:bottom w:w="85" w:type="dxa"/>
@@ -1840,13 +1840,13 @@
         <w:tc>
           <w:tcPr>
             <w:tcW w:type="dxa" w:w="1320"/>
-            <w:shd w:fill="FFFFFF"/>
             <w:tcBorders>
               <w:top w:val="single" w:sz="4" w:color="D9D9D9"/>
               <w:bottom w:val="single" w:sz="4" w:color="D9D9D9"/>
               <w:left w:val="single" w:sz="4" w:color="D9D9D9"/>
               <w:right w:val="single" w:sz="4" w:color="D9D9D9"/>
             </w:tcBorders>
+            <w:shd w:fill="FFFFFF"/>
             <w:tcMar>
               <w:top w:w="85" w:type="dxa"/>
               <w:bottom w:w="85" w:type="dxa"/>
@@ -1871,13 +1871,13 @@
         <w:tc>
           <w:tcPr>
             <w:tcW w:type="dxa" w:w="1726"/>
-            <w:shd w:fill="FFFFFF"/>
             <w:tcBorders>
               <w:top w:val="single" w:sz="4" w:color="D9D9D9"/>
               <w:bottom w:val="single" w:sz="4" w:color="D9D9D9"/>
               <w:left w:val="single" w:sz="4" w:color="D9D9D9"/>
               <w:right w:val="single" w:sz="4" w:color="D9D9D9"/>
             </w:tcBorders>
+            <w:shd w:fill="FFFFFF"/>
             <w:tcMar>
               <w:top w:w="85" w:type="dxa"/>
               <w:bottom w:w="85" w:type="dxa"/>
@@ -1902,13 +1902,13 @@
         <w:tc>
           <w:tcPr>
             <w:tcW w:type="dxa" w:w="1421"/>
-            <w:shd w:fill="FFFFFF"/>
             <w:tcBorders>
               <w:top w:val="single" w:sz="4" w:color="D9D9D9"/>
               <w:bottom w:val="single" w:sz="4" w:color="D9D9D9"/>
               <w:left w:val="single" w:sz="4" w:color="D9D9D9"/>
               <w:right w:val="single" w:sz="4" w:color="D9D9D9"/>
             </w:tcBorders>
+            <w:shd w:fill="FFFFFF"/>
             <w:tcMar>
               <w:top w:w="85" w:type="dxa"/>
               <w:bottom w:w="85" w:type="dxa"/>
@@ -2000,13 +2000,13 @@
         <w:tc>
           <w:tcPr>
             <w:tcW w:type="dxa" w:w="4061"/>
-            <w:shd w:fill="142D40"/>
             <w:tcBorders>
               <w:top w:val="single" w:sz="4" w:color="D9D9D9"/>
               <w:bottom w:val="single" w:sz="4" w:color="D9D9D9"/>
               <w:left w:val="single" w:sz="4" w:color="D9D9D9"/>
               <w:right w:val="single" w:sz="4" w:color="D9D9D9"/>
             </w:tcBorders>
+            <w:shd w:fill="142D40"/>
             <w:tcMar>
               <w:top w:w="85" w:type="dxa"/>
               <w:bottom w:w="85" w:type="dxa"/>
@@ -2031,13 +2031,13 @@
         <w:tc>
           <w:tcPr>
             <w:tcW w:type="dxa" w:w="3046"/>
-            <w:shd w:fill="142D40"/>
             <w:tcBorders>
               <w:top w:val="single" w:sz="4" w:color="D9D9D9"/>
               <w:bottom w:val="single" w:sz="4" w:color="D9D9D9"/>
               <w:left w:val="single" w:sz="4" w:color="D9D9D9"/>
               <w:right w:val="single" w:sz="4" w:color="D9D9D9"/>
             </w:tcBorders>
+            <w:shd w:fill="142D40"/>
             <w:tcMar>
               <w:top w:w="85" w:type="dxa"/>
               <w:bottom w:w="85" w:type="dxa"/>
@@ -2062,13 +2062,13 @@
         <w:tc>
           <w:tcPr>
             <w:tcW w:type="dxa" w:w="3046"/>
-            <w:shd w:fill="142D40"/>
             <w:tcBorders>
               <w:top w:val="single" w:sz="4" w:color="D9D9D9"/>
               <w:bottom w:val="single" w:sz="4" w:color="D9D9D9"/>
               <w:left w:val="single" w:sz="4" w:color="D9D9D9"/>
               <w:right w:val="single" w:sz="4" w:color="D9D9D9"/>
             </w:tcBorders>
+            <w:shd w:fill="142D40"/>
             <w:tcMar>
               <w:top w:w="85" w:type="dxa"/>
               <w:bottom w:w="85" w:type="dxa"/>
@@ -2095,13 +2095,13 @@
         <w:tc>
           <w:tcPr>
             <w:tcW w:type="dxa" w:w="4061"/>
-            <w:shd w:fill="FFFFFF"/>
             <w:tcBorders>
               <w:top w:val="single" w:sz="4" w:color="D9D9D9"/>
               <w:bottom w:val="single" w:sz="4" w:color="D9D9D9"/>
               <w:left w:val="single" w:sz="4" w:color="D9D9D9"/>
               <w:right w:val="single" w:sz="4" w:color="D9D9D9"/>
             </w:tcBorders>
+            <w:shd w:fill="FFFFFF"/>
             <w:tcMar>
               <w:top w:w="85" w:type="dxa"/>
               <w:bottom w:w="85" w:type="dxa"/>
@@ -2126,13 +2126,13 @@
         <w:tc>
           <w:tcPr>
             <w:tcW w:type="dxa" w:w="3046"/>
-            <w:shd w:fill="FFFFFF"/>
             <w:tcBorders>
               <w:top w:val="single" w:sz="4" w:color="D9D9D9"/>
               <w:bottom w:val="single" w:sz="4" w:color="D9D9D9"/>
               <w:left w:val="single" w:sz="4" w:color="D9D9D9"/>
               <w:right w:val="single" w:sz="4" w:color="D9D9D9"/>
             </w:tcBorders>
+            <w:shd w:fill="FFFFFF"/>
             <w:tcMar>
               <w:top w:w="85" w:type="dxa"/>
               <w:bottom w:w="85" w:type="dxa"/>
@@ -2157,13 +2157,13 @@
         <w:tc>
           <w:tcPr>
             <w:tcW w:type="dxa" w:w="3046"/>
-            <w:shd w:fill="FFFFFF"/>
             <w:tcBorders>
               <w:top w:val="single" w:sz="4" w:color="D9D9D9"/>
               <w:bottom w:val="single" w:sz="4" w:color="D9D9D9"/>
               <w:left w:val="single" w:sz="4" w:color="D9D9D9"/>
               <w:right w:val="single" w:sz="4" w:color="D9D9D9"/>
             </w:tcBorders>
+            <w:shd w:fill="FFFFFF"/>
             <w:tcMar>
               <w:top w:w="85" w:type="dxa"/>
               <w:bottom w:w="85" w:type="dxa"/>
@@ -2190,13 +2190,13 @@
         <w:tc>
           <w:tcPr>
             <w:tcW w:type="dxa" w:w="4061"/>
-            <w:shd w:fill="F1F5F7"/>
             <w:tcBorders>
               <w:top w:val="single" w:sz="4" w:color="D9D9D9"/>
               <w:bottom w:val="single" w:sz="4" w:color="D9D9D9"/>
               <w:left w:val="single" w:sz="4" w:color="D9D9D9"/>
               <w:right w:val="single" w:sz="4" w:color="D9D9D9"/>
             </w:tcBorders>
+            <w:shd w:fill="F1F5F7"/>
             <w:tcMar>
               <w:top w:w="85" w:type="dxa"/>
               <w:bottom w:w="85" w:type="dxa"/>
@@ -2221,13 +2221,13 @@
         <w:tc>
           <w:tcPr>
             <w:tcW w:type="dxa" w:w="3046"/>
-            <w:shd w:fill="F1F5F7"/>
             <w:tcBorders>
               <w:top w:val="single" w:sz="4" w:color="D9D9D9"/>
               <w:bottom w:val="single" w:sz="4" w:color="D9D9D9"/>
               <w:left w:val="single" w:sz="4" w:color="D9D9D9"/>
               <w:right w:val="single" w:sz="4" w:color="D9D9D9"/>
             </w:tcBorders>
+            <w:shd w:fill="F1F5F7"/>
             <w:tcMar>
               <w:top w:w="85" w:type="dxa"/>
               <w:bottom w:w="85" w:type="dxa"/>
@@ -2252,13 +2252,13 @@
         <w:tc>
           <w:tcPr>
             <w:tcW w:type="dxa" w:w="3046"/>
-            <w:shd w:fill="F1F5F7"/>
             <w:tcBorders>
               <w:top w:val="single" w:sz="4" w:color="D9D9D9"/>
               <w:bottom w:val="single" w:sz="4" w:color="D9D9D9"/>
               <w:left w:val="single" w:sz="4" w:color="D9D9D9"/>
               <w:right w:val="single" w:sz="4" w:color="D9D9D9"/>
             </w:tcBorders>
+            <w:shd w:fill="F1F5F7"/>
             <w:tcMar>
               <w:top w:w="85" w:type="dxa"/>
               <w:bottom w:w="85" w:type="dxa"/>
@@ -2285,13 +2285,13 @@
         <w:tc>
           <w:tcPr>
             <w:tcW w:type="dxa" w:w="4061"/>
-            <w:shd w:fill="FFFFFF"/>
             <w:tcBorders>
               <w:top w:val="single" w:sz="4" w:color="D9D9D9"/>
               <w:bottom w:val="single" w:sz="4" w:color="D9D9D9"/>
               <w:left w:val="single" w:sz="4" w:color="D9D9D9"/>
               <w:right w:val="single" w:sz="4" w:color="D9D9D9"/>
             </w:tcBorders>
+            <w:shd w:fill="FFFFFF"/>
             <w:tcMar>
               <w:top w:w="85" w:type="dxa"/>
               <w:bottom w:w="85" w:type="dxa"/>
@@ -2316,13 +2316,13 @@
         <w:tc>
           <w:tcPr>
             <w:tcW w:type="dxa" w:w="3046"/>
-            <w:shd w:fill="FFFFFF"/>
             <w:tcBorders>
               <w:top w:val="single" w:sz="4" w:color="D9D9D9"/>
               <w:bottom w:val="single" w:sz="4" w:color="D9D9D9"/>
               <w:left w:val="single" w:sz="4" w:color="D9D9D9"/>
               <w:right w:val="single" w:sz="4" w:color="D9D9D9"/>
             </w:tcBorders>
+            <w:shd w:fill="FFFFFF"/>
             <w:tcMar>
               <w:top w:w="85" w:type="dxa"/>
               <w:bottom w:w="85" w:type="dxa"/>
@@ -2347,13 +2347,13 @@
         <w:tc>
           <w:tcPr>
             <w:tcW w:type="dxa" w:w="3046"/>
-            <w:shd w:fill="FFFFFF"/>
             <w:tcBorders>
               <w:top w:val="single" w:sz="4" w:color="D9D9D9"/>
               <w:bottom w:val="single" w:sz="4" w:color="D9D9D9"/>
               <w:left w:val="single" w:sz="4" w:color="D9D9D9"/>
               <w:right w:val="single" w:sz="4" w:color="D9D9D9"/>
             </w:tcBorders>
+            <w:shd w:fill="FFFFFF"/>
             <w:tcMar>
               <w:top w:w="85" w:type="dxa"/>
               <w:bottom w:w="85" w:type="dxa"/>
@@ -2380,13 +2380,13 @@
         <w:tc>
           <w:tcPr>
             <w:tcW w:type="dxa" w:w="4061"/>
-            <w:shd w:fill="F1F5F7"/>
             <w:tcBorders>
               <w:top w:val="single" w:sz="4" w:color="D9D9D9"/>
               <w:bottom w:val="single" w:sz="4" w:color="D9D9D9"/>
               <w:left w:val="single" w:sz="4" w:color="D9D9D9"/>
               <w:right w:val="single" w:sz="4" w:color="D9D9D9"/>
             </w:tcBorders>
+            <w:shd w:fill="F1F5F7"/>
             <w:tcMar>
               <w:top w:w="85" w:type="dxa"/>
               <w:bottom w:w="85" w:type="dxa"/>
@@ -2411,13 +2411,13 @@
         <w:tc>
           <w:tcPr>
             <w:tcW w:type="dxa" w:w="3046"/>
-            <w:shd w:fill="F1F5F7"/>
             <w:tcBorders>
               <w:top w:val="single" w:sz="4" w:color="D9D9D9"/>
               <w:bottom w:val="single" w:sz="4" w:color="D9D9D9"/>
               <w:left w:val="single" w:sz="4" w:color="D9D9D9"/>
               <w:right w:val="single" w:sz="4" w:color="D9D9D9"/>
             </w:tcBorders>
+            <w:shd w:fill="F1F5F7"/>
             <w:tcMar>
               <w:top w:w="85" w:type="dxa"/>
               <w:bottom w:w="85" w:type="dxa"/>
@@ -2442,13 +2442,13 @@
         <w:tc>
           <w:tcPr>
             <w:tcW w:type="dxa" w:w="3046"/>
-            <w:shd w:fill="F1F5F7"/>
             <w:tcBorders>
               <w:top w:val="single" w:sz="4" w:color="D9D9D9"/>
               <w:bottom w:val="single" w:sz="4" w:color="D9D9D9"/>
               <w:left w:val="single" w:sz="4" w:color="D9D9D9"/>
               <w:right w:val="single" w:sz="4" w:color="D9D9D9"/>
             </w:tcBorders>
+            <w:shd w:fill="F1F5F7"/>
             <w:tcMar>
               <w:top w:w="85" w:type="dxa"/>
               <w:bottom w:w="85" w:type="dxa"/>
@@ -2475,13 +2475,13 @@
         <w:tc>
           <w:tcPr>
             <w:tcW w:type="dxa" w:w="4061"/>
-            <w:shd w:fill="FFFFFF"/>
             <w:tcBorders>
               <w:top w:val="single" w:sz="4" w:color="D9D9D9"/>
               <w:bottom w:val="single" w:sz="4" w:color="D9D9D9"/>
               <w:left w:val="single" w:sz="4" w:color="D9D9D9"/>
               <w:right w:val="single" w:sz="4" w:color="D9D9D9"/>
             </w:tcBorders>
+            <w:shd w:fill="FFFFFF"/>
             <w:tcMar>
               <w:top w:w="85" w:type="dxa"/>
               <w:bottom w:w="85" w:type="dxa"/>
@@ -2506,13 +2506,13 @@
         <w:tc>
           <w:tcPr>
             <w:tcW w:type="dxa" w:w="3046"/>
-            <w:shd w:fill="FFFFFF"/>
             <w:tcBorders>
               <w:top w:val="single" w:sz="4" w:color="D9D9D9"/>
               <w:bottom w:val="single" w:sz="4" w:color="D9D9D9"/>
               <w:left w:val="single" w:sz="4" w:color="D9D9D9"/>
               <w:right w:val="single" w:sz="4" w:color="D9D9D9"/>
             </w:tcBorders>
+            <w:shd w:fill="FFFFFF"/>
             <w:tcMar>
               <w:top w:w="85" w:type="dxa"/>
               <w:bottom w:w="85" w:type="dxa"/>
@@ -2537,13 +2537,13 @@
         <w:tc>
           <w:tcPr>
             <w:tcW w:type="dxa" w:w="3046"/>
-            <w:shd w:fill="FFFFFF"/>
             <w:tcBorders>
               <w:top w:val="single" w:sz="4" w:color="D9D9D9"/>
               <w:bottom w:val="single" w:sz="4" w:color="D9D9D9"/>
               <w:left w:val="single" w:sz="4" w:color="D9D9D9"/>
               <w:right w:val="single" w:sz="4" w:color="D9D9D9"/>
             </w:tcBorders>
+            <w:shd w:fill="FFFFFF"/>
             <w:tcMar>
               <w:top w:w="85" w:type="dxa"/>
               <w:bottom w:w="85" w:type="dxa"/>
@@ -2595,13 +2595,13 @@
         <w:tc>
           <w:tcPr>
             <w:tcW w:type="dxa" w:w="2436"/>
-            <w:shd w:fill="142D40"/>
             <w:tcBorders>
               <w:top w:val="single" w:sz="4" w:color="D9D9D9"/>
               <w:bottom w:val="single" w:sz="4" w:color="D9D9D9"/>
               <w:left w:val="single" w:sz="4" w:color="D9D9D9"/>
               <w:right w:val="single" w:sz="4" w:color="D9D9D9"/>
             </w:tcBorders>
+            <w:shd w:fill="142D40"/>
             <w:tcMar>
               <w:top w:w="85" w:type="dxa"/>
               <w:bottom w:w="85" w:type="dxa"/>
@@ -2626,13 +2626,13 @@
         <w:tc>
           <w:tcPr>
             <w:tcW w:type="dxa" w:w="1218"/>
-            <w:shd w:fill="142D40"/>
             <w:tcBorders>
               <w:top w:val="single" w:sz="4" w:color="D9D9D9"/>
               <w:bottom w:val="single" w:sz="4" w:color="D9D9D9"/>
               <w:left w:val="single" w:sz="4" w:color="D9D9D9"/>
               <w:right w:val="single" w:sz="4" w:color="D9D9D9"/>
             </w:tcBorders>
+            <w:shd w:fill="142D40"/>
             <w:tcMar>
               <w:top w:w="85" w:type="dxa"/>
               <w:bottom w:w="85" w:type="dxa"/>
@@ -2657,13 +2657,13 @@
         <w:tc>
           <w:tcPr>
             <w:tcW w:type="dxa" w:w="1624"/>
-            <w:shd w:fill="142D40"/>
             <w:tcBorders>
               <w:top w:val="single" w:sz="4" w:color="D9D9D9"/>
               <w:bottom w:val="single" w:sz="4" w:color="D9D9D9"/>
               <w:left w:val="single" w:sz="4" w:color="D9D9D9"/>
               <w:right w:val="single" w:sz="4" w:color="D9D9D9"/>
             </w:tcBorders>
+            <w:shd w:fill="142D40"/>
             <w:tcMar>
               <w:top w:w="85" w:type="dxa"/>
               <w:bottom w:w="85" w:type="dxa"/>
@@ -2688,13 +2688,13 @@
         <w:tc>
           <w:tcPr>
             <w:tcW w:type="dxa" w:w="1624"/>
-            <w:shd w:fill="142D40"/>
             <w:tcBorders>
               <w:top w:val="single" w:sz="4" w:color="D9D9D9"/>
               <w:bottom w:val="single" w:sz="4" w:color="D9D9D9"/>
               <w:left w:val="single" w:sz="4" w:color="D9D9D9"/>
               <w:right w:val="single" w:sz="4" w:color="D9D9D9"/>
             </w:tcBorders>
+            <w:shd w:fill="142D40"/>
             <w:tcMar>
               <w:top w:w="85" w:type="dxa"/>
               <w:bottom w:w="85" w:type="dxa"/>
@@ -2719,13 +2719,13 @@
         <w:tc>
           <w:tcPr>
             <w:tcW w:type="dxa" w:w="1523"/>
-            <w:shd w:fill="142D40"/>
             <w:tcBorders>
               <w:top w:val="single" w:sz="4" w:color="D9D9D9"/>
               <w:bottom w:val="single" w:sz="4" w:color="D9D9D9"/>
               <w:left w:val="single" w:sz="4" w:color="D9D9D9"/>
               <w:right w:val="single" w:sz="4" w:color="D9D9D9"/>
             </w:tcBorders>
+            <w:shd w:fill="142D40"/>
             <w:tcMar>
               <w:top w:w="85" w:type="dxa"/>
               <w:bottom w:w="85" w:type="dxa"/>
@@ -2750,13 +2750,13 @@
         <w:tc>
           <w:tcPr>
             <w:tcW w:type="dxa" w:w="1726"/>
-            <w:shd w:fill="142D40"/>
             <w:tcBorders>
               <w:top w:val="single" w:sz="4" w:color="D9D9D9"/>
               <w:bottom w:val="single" w:sz="4" w:color="D9D9D9"/>
               <w:left w:val="single" w:sz="4" w:color="D9D9D9"/>
               <w:right w:val="single" w:sz="4" w:color="D9D9D9"/>
             </w:tcBorders>
+            <w:shd w:fill="142D40"/>
             <w:tcMar>
               <w:top w:w="85" w:type="dxa"/>
               <w:bottom w:w="85" w:type="dxa"/>
@@ -2783,13 +2783,13 @@
         <w:tc>
           <w:tcPr>
             <w:tcW w:type="dxa" w:w="2436"/>
-            <w:shd w:fill="FFFFFF"/>
             <w:tcBorders>
               <w:top w:val="single" w:sz="4" w:color="D9D9D9"/>
               <w:bottom w:val="single" w:sz="4" w:color="D9D9D9"/>
               <w:left w:val="single" w:sz="4" w:color="D9D9D9"/>
               <w:right w:val="single" w:sz="4" w:color="D9D9D9"/>
             </w:tcBorders>
+            <w:shd w:fill="FFFFFF"/>
             <w:tcMar>
               <w:top w:w="85" w:type="dxa"/>
               <w:bottom w:w="85" w:type="dxa"/>
@@ -2814,13 +2814,13 @@
         <w:tc>
           <w:tcPr>
             <w:tcW w:type="dxa" w:w="1218"/>
-            <w:shd w:fill="FFFFFF"/>
             <w:tcBorders>
               <w:top w:val="single" w:sz="4" w:color="D9D9D9"/>
               <w:bottom w:val="single" w:sz="4" w:color="D9D9D9"/>
               <w:left w:val="single" w:sz="4" w:color="D9D9D9"/>
               <w:right w:val="single" w:sz="4" w:color="D9D9D9"/>
             </w:tcBorders>
+            <w:shd w:fill="FFFFFF"/>
             <w:tcMar>
               <w:top w:w="85" w:type="dxa"/>
               <w:bottom w:w="85" w:type="dxa"/>
@@ -2845,13 +2845,13 @@
         <w:tc>
           <w:tcPr>
             <w:tcW w:type="dxa" w:w="1624"/>
-            <w:shd w:fill="FFFFFF"/>
             <w:tcBorders>
               <w:top w:val="single" w:sz="4" w:color="D9D9D9"/>
               <w:bottom w:val="single" w:sz="4" w:color="D9D9D9"/>
               <w:left w:val="single" w:sz="4" w:color="D9D9D9"/>
               <w:right w:val="single" w:sz="4" w:color="D9D9D9"/>
             </w:tcBorders>
+            <w:shd w:fill="FFFFFF"/>
             <w:tcMar>
               <w:top w:w="85" w:type="dxa"/>
               <w:bottom w:w="85" w:type="dxa"/>
@@ -2876,13 +2876,13 @@
         <w:tc>
           <w:tcPr>
             <w:tcW w:type="dxa" w:w="1624"/>
-            <w:shd w:fill="FFFFFF"/>
             <w:tcBorders>
               <w:top w:val="single" w:sz="4" w:color="D9D9D9"/>
               <w:bottom w:val="single" w:sz="4" w:color="D9D9D9"/>
               <w:left w:val="single" w:sz="4" w:color="D9D9D9"/>
               <w:right w:val="single" w:sz="4" w:color="D9D9D9"/>
             </w:tcBorders>
+            <w:shd w:fill="FFFFFF"/>
             <w:tcMar>
               <w:top w:w="85" w:type="dxa"/>
               <w:bottom w:w="85" w:type="dxa"/>
@@ -2907,13 +2907,13 @@
         <w:tc>
           <w:tcPr>
             <w:tcW w:type="dxa" w:w="1523"/>
-            <w:shd w:fill="FFFFFF"/>
             <w:tcBorders>
               <w:top w:val="single" w:sz="4" w:color="D9D9D9"/>
               <w:bottom w:val="single" w:sz="4" w:color="D9D9D9"/>
               <w:left w:val="single" w:sz="4" w:color="D9D9D9"/>
               <w:right w:val="single" w:sz="4" w:color="D9D9D9"/>
             </w:tcBorders>
+            <w:shd w:fill="FFFFFF"/>
             <w:tcMar>
               <w:top w:w="85" w:type="dxa"/>
               <w:bottom w:w="85" w:type="dxa"/>
@@ -2938,13 +2938,13 @@
         <w:tc>
           <w:tcPr>
             <w:tcW w:type="dxa" w:w="1726"/>
-            <w:shd w:fill="FFFFFF"/>
             <w:tcBorders>
               <w:top w:val="single" w:sz="4" w:color="D9D9D9"/>
               <w:bottom w:val="single" w:sz="4" w:color="D9D9D9"/>
               <w:left w:val="single" w:sz="4" w:color="D9D9D9"/>
               <w:right w:val="single" w:sz="4" w:color="D9D9D9"/>
             </w:tcBorders>
+            <w:shd w:fill="FFFFFF"/>
             <w:tcMar>
               <w:top w:w="85" w:type="dxa"/>
               <w:bottom w:w="85" w:type="dxa"/>
@@ -2971,13 +2971,13 @@
         <w:tc>
           <w:tcPr>
             <w:tcW w:type="dxa" w:w="2436"/>
-            <w:shd w:fill="F1F5F7"/>
             <w:tcBorders>
               <w:top w:val="single" w:sz="4" w:color="D9D9D9"/>
               <w:bottom w:val="single" w:sz="4" w:color="D9D9D9"/>
               <w:left w:val="single" w:sz="4" w:color="D9D9D9"/>
               <w:right w:val="single" w:sz="4" w:color="D9D9D9"/>
             </w:tcBorders>
+            <w:shd w:fill="F1F5F7"/>
             <w:tcMar>
               <w:top w:w="85" w:type="dxa"/>
               <w:bottom w:w="85" w:type="dxa"/>
@@ -3002,13 +3002,13 @@
         <w:tc>
           <w:tcPr>
             <w:tcW w:type="dxa" w:w="1218"/>
-            <w:shd w:fill="F1F5F7"/>
             <w:tcBorders>
               <w:top w:val="single" w:sz="4" w:color="D9D9D9"/>
               <w:bottom w:val="single" w:sz="4" w:color="D9D9D9"/>
               <w:left w:val="single" w:sz="4" w:color="D9D9D9"/>
               <w:right w:val="single" w:sz="4" w:color="D9D9D9"/>
             </w:tcBorders>
+            <w:shd w:fill="F1F5F7"/>
             <w:tcMar>
               <w:top w:w="85" w:type="dxa"/>
               <w:bottom w:w="85" w:type="dxa"/>
@@ -3033,13 +3033,13 @@
         <w:tc>
           <w:tcPr>
             <w:tcW w:type="dxa" w:w="1624"/>
-            <w:shd w:fill="F1F5F7"/>
             <w:tcBorders>
               <w:top w:val="single" w:sz="4" w:color="D9D9D9"/>
               <w:bottom w:val="single" w:sz="4" w:color="D9D9D9"/>
               <w:left w:val="single" w:sz="4" w:color="D9D9D9"/>
               <w:right w:val="single" w:sz="4" w:color="D9D9D9"/>
             </w:tcBorders>
+            <w:shd w:fill="F1F5F7"/>
             <w:tcMar>
               <w:top w:w="85" w:type="dxa"/>
               <w:bottom w:w="85" w:type="dxa"/>
@@ -3064,13 +3064,13 @@
         <w:tc>
           <w:tcPr>
             <w:tcW w:type="dxa" w:w="1624"/>
-            <w:shd w:fill="F1F5F7"/>
             <w:tcBorders>
               <w:top w:val="single" w:sz="4" w:color="D9D9D9"/>
               <w:bottom w:val="single" w:sz="4" w:color="D9D9D9"/>
               <w:left w:val="single" w:sz="4" w:color="D9D9D9"/>
               <w:right w:val="single" w:sz="4" w:color="D9D9D9"/>
             </w:tcBorders>
+            <w:shd w:fill="F1F5F7"/>
             <w:tcMar>
               <w:top w:w="85" w:type="dxa"/>
               <w:bottom w:w="85" w:type="dxa"/>
@@ -3095,13 +3095,13 @@
         <w:tc>
           <w:tcPr>
             <w:tcW w:type="dxa" w:w="1523"/>
-            <w:shd w:fill="F1F5F7"/>
             <w:tcBorders>
               <w:top w:val="single" w:sz="4" w:color="D9D9D9"/>
               <w:bottom w:val="single" w:sz="4" w:color="D9D9D9"/>
               <w:left w:val="single" w:sz="4" w:color="D9D9D9"/>
               <w:right w:val="single" w:sz="4" w:color="D9D9D9"/>
             </w:tcBorders>
+            <w:shd w:fill="F1F5F7"/>
             <w:tcMar>
               <w:top w:w="85" w:type="dxa"/>
               <w:bottom w:w="85" w:type="dxa"/>
@@ -3126,13 +3126,13 @@
         <w:tc>
           <w:tcPr>
             <w:tcW w:type="dxa" w:w="1726"/>
-            <w:shd w:fill="F1F5F7"/>
             <w:tcBorders>
               <w:top w:val="single" w:sz="4" w:color="D9D9D9"/>
               <w:bottom w:val="single" w:sz="4" w:color="D9D9D9"/>
               <w:left w:val="single" w:sz="4" w:color="D9D9D9"/>
               <w:right w:val="single" w:sz="4" w:color="D9D9D9"/>
             </w:tcBorders>
+            <w:shd w:fill="F1F5F7"/>
             <w:tcMar>
               <w:top w:w="85" w:type="dxa"/>
               <w:bottom w:w="85" w:type="dxa"/>
@@ -3159,13 +3159,13 @@
         <w:tc>
           <w:tcPr>
             <w:tcW w:type="dxa" w:w="2436"/>
-            <w:shd w:fill="FFFFFF"/>
             <w:tcBorders>
               <w:top w:val="single" w:sz="4" w:color="D9D9D9"/>
               <w:bottom w:val="single" w:sz="4" w:color="D9D9D9"/>
               <w:left w:val="single" w:sz="4" w:color="D9D9D9"/>
               <w:right w:val="single" w:sz="4" w:color="D9D9D9"/>
             </w:tcBorders>
+            <w:shd w:fill="FFFFFF"/>
             <w:tcMar>
               <w:top w:w="85" w:type="dxa"/>
               <w:bottom w:w="85" w:type="dxa"/>
@@ -3190,13 +3190,13 @@
         <w:tc>
           <w:tcPr>
             <w:tcW w:type="dxa" w:w="1218"/>
-            <w:shd w:fill="FFFFFF"/>
             <w:tcBorders>
               <w:top w:val="single" w:sz="4" w:color="D9D9D9"/>
               <w:bottom w:val="single" w:sz="4" w:color="D9D9D9"/>
               <w:left w:val="single" w:sz="4" w:color="D9D9D9"/>
               <w:right w:val="single" w:sz="4" w:color="D9D9D9"/>
             </w:tcBorders>
+            <w:shd w:fill="FFFFFF"/>
             <w:tcMar>
               <w:top w:w="85" w:type="dxa"/>
               <w:bottom w:w="85" w:type="dxa"/>
@@ -3221,13 +3221,13 @@
         <w:tc>
           <w:tcPr>
             <w:tcW w:type="dxa" w:w="1624"/>
-            <w:shd w:fill="FFFFFF"/>
             <w:tcBorders>
               <w:top w:val="single" w:sz="4" w:color="D9D9D9"/>
               <w:bottom w:val="single" w:sz="4" w:color="D9D9D9"/>
               <w:left w:val="single" w:sz="4" w:color="D9D9D9"/>
               <w:right w:val="single" w:sz="4" w:color="D9D9D9"/>
             </w:tcBorders>
+            <w:shd w:fill="FFFFFF"/>
             <w:tcMar>
               <w:top w:w="85" w:type="dxa"/>
               <w:bottom w:w="85" w:type="dxa"/>
@@ -3252,13 +3252,13 @@
         <w:tc>
           <w:tcPr>
             <w:tcW w:type="dxa" w:w="1624"/>
-            <w:shd w:fill="FFFFFF"/>
             <w:tcBorders>
               <w:top w:val="single" w:sz="4" w:color="D9D9D9"/>
               <w:bottom w:val="single" w:sz="4" w:color="D9D9D9"/>
               <w:left w:val="single" w:sz="4" w:color="D9D9D9"/>
               <w:right w:val="single" w:sz="4" w:color="D9D9D9"/>
             </w:tcBorders>
+            <w:shd w:fill="FFFFFF"/>
             <w:tcMar>
               <w:top w:w="85" w:type="dxa"/>
               <w:bottom w:w="85" w:type="dxa"/>
@@ -3283,13 +3283,13 @@
         <w:tc>
           <w:tcPr>
             <w:tcW w:type="dxa" w:w="1523"/>
-            <w:shd w:fill="FFFFFF"/>
             <w:tcBorders>
               <w:top w:val="single" w:sz="4" w:color="D9D9D9"/>
               <w:bottom w:val="single" w:sz="4" w:color="D9D9D9"/>
               <w:left w:val="single" w:sz="4" w:color="D9D9D9"/>
               <w:right w:val="single" w:sz="4" w:color="D9D9D9"/>
             </w:tcBorders>
+            <w:shd w:fill="FFFFFF"/>
             <w:tcMar>
               <w:top w:w="85" w:type="dxa"/>
               <w:bottom w:w="85" w:type="dxa"/>
@@ -3314,13 +3314,13 @@
         <w:tc>
           <w:tcPr>
             <w:tcW w:type="dxa" w:w="1726"/>
-            <w:shd w:fill="FFFFFF"/>
             <w:tcBorders>
               <w:top w:val="single" w:sz="4" w:color="D9D9D9"/>
               <w:bottom w:val="single" w:sz="4" w:color="D9D9D9"/>
               <w:left w:val="single" w:sz="4" w:color="D9D9D9"/>
               <w:right w:val="single" w:sz="4" w:color="D9D9D9"/>
             </w:tcBorders>
+            <w:shd w:fill="FFFFFF"/>
             <w:tcMar>
               <w:top w:w="85" w:type="dxa"/>
               <w:bottom w:w="85" w:type="dxa"/>

--- a/resources/igcse-business-pricing-strategies-phone-cases/IGCSE-Business-Pricing-Strategies-Phone-Cases-Teacher.docx
+++ b/resources/igcse-business-pricing-strategies-phone-cases/IGCSE-Business-Pricing-Strategies-Phone-Cases-Teacher.docx
@@ -63,15 +63,15 @@
             <w:tcW w:type="dxa" w:w="3655"/>
             <w:tcBorders>
               <w:top w:val="single" w:sz="4" w:color="D9D9D9"/>
+              <w:left w:val="single" w:sz="4" w:color="D9D9D9"/>
               <w:bottom w:val="single" w:sz="4" w:color="D9D9D9"/>
-              <w:left w:val="single" w:sz="4" w:color="D9D9D9"/>
               <w:right w:val="single" w:sz="4" w:color="D9D9D9"/>
             </w:tcBorders>
             <w:shd w:fill="142D40"/>
             <w:tcMar>
               <w:top w:w="85" w:type="dxa"/>
+              <w:left w:w="85" w:type="dxa"/>
               <w:bottom w:w="85" w:type="dxa"/>
-              <w:left w:w="85" w:type="dxa"/>
               <w:right w:w="85" w:type="dxa"/>
             </w:tcMar>
           </w:tcPr>
@@ -94,15 +94,15 @@
             <w:tcW w:type="dxa" w:w="1218"/>
             <w:tcBorders>
               <w:top w:val="single" w:sz="4" w:color="D9D9D9"/>
+              <w:left w:val="single" w:sz="4" w:color="D9D9D9"/>
               <w:bottom w:val="single" w:sz="4" w:color="D9D9D9"/>
-              <w:left w:val="single" w:sz="4" w:color="D9D9D9"/>
               <w:right w:val="single" w:sz="4" w:color="D9D9D9"/>
             </w:tcBorders>
             <w:shd w:fill="142D40"/>
             <w:tcMar>
               <w:top w:w="85" w:type="dxa"/>
+              <w:left w:w="85" w:type="dxa"/>
               <w:bottom w:w="85" w:type="dxa"/>
-              <w:left w:w="85" w:type="dxa"/>
               <w:right w:w="85" w:type="dxa"/>
             </w:tcMar>
           </w:tcPr>
@@ -125,15 +125,15 @@
             <w:tcW w:type="dxa" w:w="5279"/>
             <w:tcBorders>
               <w:top w:val="single" w:sz="4" w:color="D9D9D9"/>
+              <w:left w:val="single" w:sz="4" w:color="D9D9D9"/>
               <w:bottom w:val="single" w:sz="4" w:color="D9D9D9"/>
-              <w:left w:val="single" w:sz="4" w:color="D9D9D9"/>
               <w:right w:val="single" w:sz="4" w:color="D9D9D9"/>
             </w:tcBorders>
             <w:shd w:fill="142D40"/>
             <w:tcMar>
               <w:top w:w="85" w:type="dxa"/>
+              <w:left w:w="85" w:type="dxa"/>
               <w:bottom w:w="85" w:type="dxa"/>
-              <w:left w:w="85" w:type="dxa"/>
               <w:right w:w="85" w:type="dxa"/>
             </w:tcMar>
           </w:tcPr>
@@ -158,15 +158,15 @@
             <w:tcW w:type="dxa" w:w="3655"/>
             <w:tcBorders>
               <w:top w:val="single" w:sz="4" w:color="D9D9D9"/>
+              <w:left w:val="single" w:sz="4" w:color="D9D9D9"/>
               <w:bottom w:val="single" w:sz="4" w:color="D9D9D9"/>
-              <w:left w:val="single" w:sz="4" w:color="D9D9D9"/>
               <w:right w:val="single" w:sz="4" w:color="D9D9D9"/>
             </w:tcBorders>
             <w:shd w:fill="FFFFFF"/>
             <w:tcMar>
               <w:top w:w="85" w:type="dxa"/>
+              <w:left w:w="85" w:type="dxa"/>
               <w:bottom w:w="85" w:type="dxa"/>
-              <w:left w:w="85" w:type="dxa"/>
               <w:right w:w="85" w:type="dxa"/>
             </w:tcMar>
           </w:tcPr>
@@ -189,15 +189,15 @@
             <w:tcW w:type="dxa" w:w="1218"/>
             <w:tcBorders>
               <w:top w:val="single" w:sz="4" w:color="D9D9D9"/>
+              <w:left w:val="single" w:sz="4" w:color="D9D9D9"/>
               <w:bottom w:val="single" w:sz="4" w:color="D9D9D9"/>
-              <w:left w:val="single" w:sz="4" w:color="D9D9D9"/>
               <w:right w:val="single" w:sz="4" w:color="D9D9D9"/>
             </w:tcBorders>
             <w:shd w:fill="FFFFFF"/>
             <w:tcMar>
               <w:top w:w="85" w:type="dxa"/>
+              <w:left w:w="85" w:type="dxa"/>
               <w:bottom w:w="85" w:type="dxa"/>
-              <w:left w:w="85" w:type="dxa"/>
               <w:right w:w="85" w:type="dxa"/>
             </w:tcMar>
           </w:tcPr>
@@ -220,15 +220,15 @@
             <w:tcW w:type="dxa" w:w="5279"/>
             <w:tcBorders>
               <w:top w:val="single" w:sz="4" w:color="D9D9D9"/>
+              <w:left w:val="single" w:sz="4" w:color="D9D9D9"/>
               <w:bottom w:val="single" w:sz="4" w:color="D9D9D9"/>
-              <w:left w:val="single" w:sz="4" w:color="D9D9D9"/>
               <w:right w:val="single" w:sz="4" w:color="D9D9D9"/>
             </w:tcBorders>
             <w:shd w:fill="FFFFFF"/>
             <w:tcMar>
               <w:top w:w="85" w:type="dxa"/>
+              <w:left w:w="85" w:type="dxa"/>
               <w:bottom w:w="85" w:type="dxa"/>
-              <w:left w:w="85" w:type="dxa"/>
               <w:right w:w="85" w:type="dxa"/>
             </w:tcMar>
           </w:tcPr>
@@ -253,15 +253,15 @@
             <w:tcW w:type="dxa" w:w="3655"/>
             <w:tcBorders>
               <w:top w:val="single" w:sz="4" w:color="D9D9D9"/>
+              <w:left w:val="single" w:sz="4" w:color="D9D9D9"/>
               <w:bottom w:val="single" w:sz="4" w:color="D9D9D9"/>
-              <w:left w:val="single" w:sz="4" w:color="D9D9D9"/>
               <w:right w:val="single" w:sz="4" w:color="D9D9D9"/>
             </w:tcBorders>
             <w:shd w:fill="F1F5F7"/>
             <w:tcMar>
               <w:top w:w="85" w:type="dxa"/>
+              <w:left w:w="85" w:type="dxa"/>
               <w:bottom w:w="85" w:type="dxa"/>
-              <w:left w:w="85" w:type="dxa"/>
               <w:right w:w="85" w:type="dxa"/>
             </w:tcMar>
           </w:tcPr>
@@ -284,15 +284,15 @@
             <w:tcW w:type="dxa" w:w="1218"/>
             <w:tcBorders>
               <w:top w:val="single" w:sz="4" w:color="D9D9D9"/>
+              <w:left w:val="single" w:sz="4" w:color="D9D9D9"/>
               <w:bottom w:val="single" w:sz="4" w:color="D9D9D9"/>
-              <w:left w:val="single" w:sz="4" w:color="D9D9D9"/>
               <w:right w:val="single" w:sz="4" w:color="D9D9D9"/>
             </w:tcBorders>
             <w:shd w:fill="F1F5F7"/>
             <w:tcMar>
               <w:top w:w="85" w:type="dxa"/>
+              <w:left w:w="85" w:type="dxa"/>
               <w:bottom w:w="85" w:type="dxa"/>
-              <w:left w:w="85" w:type="dxa"/>
               <w:right w:w="85" w:type="dxa"/>
             </w:tcMar>
           </w:tcPr>
@@ -315,15 +315,15 @@
             <w:tcW w:type="dxa" w:w="5279"/>
             <w:tcBorders>
               <w:top w:val="single" w:sz="4" w:color="D9D9D9"/>
+              <w:left w:val="single" w:sz="4" w:color="D9D9D9"/>
               <w:bottom w:val="single" w:sz="4" w:color="D9D9D9"/>
-              <w:left w:val="single" w:sz="4" w:color="D9D9D9"/>
               <w:right w:val="single" w:sz="4" w:color="D9D9D9"/>
             </w:tcBorders>
             <w:shd w:fill="F1F5F7"/>
             <w:tcMar>
               <w:top w:w="85" w:type="dxa"/>
+              <w:left w:w="85" w:type="dxa"/>
               <w:bottom w:w="85" w:type="dxa"/>
-              <w:left w:w="85" w:type="dxa"/>
               <w:right w:w="85" w:type="dxa"/>
             </w:tcMar>
           </w:tcPr>
@@ -348,15 +348,15 @@
             <w:tcW w:type="dxa" w:w="3655"/>
             <w:tcBorders>
               <w:top w:val="single" w:sz="4" w:color="D9D9D9"/>
+              <w:left w:val="single" w:sz="4" w:color="D9D9D9"/>
               <w:bottom w:val="single" w:sz="4" w:color="D9D9D9"/>
-              <w:left w:val="single" w:sz="4" w:color="D9D9D9"/>
               <w:right w:val="single" w:sz="4" w:color="D9D9D9"/>
             </w:tcBorders>
             <w:shd w:fill="FFFFFF"/>
             <w:tcMar>
               <w:top w:w="85" w:type="dxa"/>
+              <w:left w:w="85" w:type="dxa"/>
               <w:bottom w:w="85" w:type="dxa"/>
-              <w:left w:w="85" w:type="dxa"/>
               <w:right w:w="85" w:type="dxa"/>
             </w:tcMar>
           </w:tcPr>
@@ -379,15 +379,15 @@
             <w:tcW w:type="dxa" w:w="1218"/>
             <w:tcBorders>
               <w:top w:val="single" w:sz="4" w:color="D9D9D9"/>
+              <w:left w:val="single" w:sz="4" w:color="D9D9D9"/>
               <w:bottom w:val="single" w:sz="4" w:color="D9D9D9"/>
-              <w:left w:val="single" w:sz="4" w:color="D9D9D9"/>
               <w:right w:val="single" w:sz="4" w:color="D9D9D9"/>
             </w:tcBorders>
             <w:shd w:fill="FFFFFF"/>
             <w:tcMar>
               <w:top w:w="85" w:type="dxa"/>
+              <w:left w:w="85" w:type="dxa"/>
               <w:bottom w:w="85" w:type="dxa"/>
-              <w:left w:w="85" w:type="dxa"/>
               <w:right w:w="85" w:type="dxa"/>
             </w:tcMar>
           </w:tcPr>
@@ -410,15 +410,15 @@
             <w:tcW w:type="dxa" w:w="5279"/>
             <w:tcBorders>
               <w:top w:val="single" w:sz="4" w:color="D9D9D9"/>
+              <w:left w:val="single" w:sz="4" w:color="D9D9D9"/>
               <w:bottom w:val="single" w:sz="4" w:color="D9D9D9"/>
-              <w:left w:val="single" w:sz="4" w:color="D9D9D9"/>
               <w:right w:val="single" w:sz="4" w:color="D9D9D9"/>
             </w:tcBorders>
             <w:shd w:fill="FFFFFF"/>
             <w:tcMar>
               <w:top w:w="85" w:type="dxa"/>
+              <w:left w:w="85" w:type="dxa"/>
               <w:bottom w:w="85" w:type="dxa"/>
-              <w:left w:w="85" w:type="dxa"/>
               <w:right w:w="85" w:type="dxa"/>
             </w:tcMar>
           </w:tcPr>
@@ -443,15 +443,15 @@
             <w:tcW w:type="dxa" w:w="3655"/>
             <w:tcBorders>
               <w:top w:val="single" w:sz="4" w:color="D9D9D9"/>
+              <w:left w:val="single" w:sz="4" w:color="D9D9D9"/>
               <w:bottom w:val="single" w:sz="4" w:color="D9D9D9"/>
-              <w:left w:val="single" w:sz="4" w:color="D9D9D9"/>
               <w:right w:val="single" w:sz="4" w:color="D9D9D9"/>
             </w:tcBorders>
             <w:shd w:fill="F1F5F7"/>
             <w:tcMar>
               <w:top w:w="85" w:type="dxa"/>
+              <w:left w:w="85" w:type="dxa"/>
               <w:bottom w:w="85" w:type="dxa"/>
-              <w:left w:w="85" w:type="dxa"/>
               <w:right w:w="85" w:type="dxa"/>
             </w:tcMar>
           </w:tcPr>
@@ -474,15 +474,15 @@
             <w:tcW w:type="dxa" w:w="1218"/>
             <w:tcBorders>
               <w:top w:val="single" w:sz="4" w:color="D9D9D9"/>
+              <w:left w:val="single" w:sz="4" w:color="D9D9D9"/>
               <w:bottom w:val="single" w:sz="4" w:color="D9D9D9"/>
-              <w:left w:val="single" w:sz="4" w:color="D9D9D9"/>
               <w:right w:val="single" w:sz="4" w:color="D9D9D9"/>
             </w:tcBorders>
             <w:shd w:fill="F1F5F7"/>
             <w:tcMar>
               <w:top w:w="85" w:type="dxa"/>
+              <w:left w:w="85" w:type="dxa"/>
               <w:bottom w:w="85" w:type="dxa"/>
-              <w:left w:w="85" w:type="dxa"/>
               <w:right w:w="85" w:type="dxa"/>
             </w:tcMar>
           </w:tcPr>
@@ -505,15 +505,15 @@
             <w:tcW w:type="dxa" w:w="5279"/>
             <w:tcBorders>
               <w:top w:val="single" w:sz="4" w:color="D9D9D9"/>
+              <w:left w:val="single" w:sz="4" w:color="D9D9D9"/>
               <w:bottom w:val="single" w:sz="4" w:color="D9D9D9"/>
-              <w:left w:val="single" w:sz="4" w:color="D9D9D9"/>
               <w:right w:val="single" w:sz="4" w:color="D9D9D9"/>
             </w:tcBorders>
             <w:shd w:fill="F1F5F7"/>
             <w:tcMar>
               <w:top w:w="85" w:type="dxa"/>
+              <w:left w:w="85" w:type="dxa"/>
               <w:bottom w:w="85" w:type="dxa"/>
-              <w:left w:w="85" w:type="dxa"/>
               <w:right w:w="85" w:type="dxa"/>
             </w:tcMar>
           </w:tcPr>
@@ -538,15 +538,15 @@
             <w:tcW w:type="dxa" w:w="3655"/>
             <w:tcBorders>
               <w:top w:val="single" w:sz="4" w:color="D9D9D9"/>
+              <w:left w:val="single" w:sz="4" w:color="D9D9D9"/>
               <w:bottom w:val="single" w:sz="4" w:color="D9D9D9"/>
-              <w:left w:val="single" w:sz="4" w:color="D9D9D9"/>
               <w:right w:val="single" w:sz="4" w:color="D9D9D9"/>
             </w:tcBorders>
             <w:shd w:fill="FFFFFF"/>
             <w:tcMar>
               <w:top w:w="85" w:type="dxa"/>
+              <w:left w:w="85" w:type="dxa"/>
               <w:bottom w:w="85" w:type="dxa"/>
-              <w:left w:w="85" w:type="dxa"/>
               <w:right w:w="85" w:type="dxa"/>
             </w:tcMar>
           </w:tcPr>
@@ -569,15 +569,15 @@
             <w:tcW w:type="dxa" w:w="1218"/>
             <w:tcBorders>
               <w:top w:val="single" w:sz="4" w:color="D9D9D9"/>
+              <w:left w:val="single" w:sz="4" w:color="D9D9D9"/>
               <w:bottom w:val="single" w:sz="4" w:color="D9D9D9"/>
-              <w:left w:val="single" w:sz="4" w:color="D9D9D9"/>
               <w:right w:val="single" w:sz="4" w:color="D9D9D9"/>
             </w:tcBorders>
             <w:shd w:fill="FFFFFF"/>
             <w:tcMar>
               <w:top w:w="85" w:type="dxa"/>
+              <w:left w:w="85" w:type="dxa"/>
               <w:bottom w:w="85" w:type="dxa"/>
-              <w:left w:w="85" w:type="dxa"/>
               <w:right w:w="85" w:type="dxa"/>
             </w:tcMar>
           </w:tcPr>
@@ -600,15 +600,15 @@
             <w:tcW w:type="dxa" w:w="5279"/>
             <w:tcBorders>
               <w:top w:val="single" w:sz="4" w:color="D9D9D9"/>
+              <w:left w:val="single" w:sz="4" w:color="D9D9D9"/>
               <w:bottom w:val="single" w:sz="4" w:color="D9D9D9"/>
-              <w:left w:val="single" w:sz="4" w:color="D9D9D9"/>
               <w:right w:val="single" w:sz="4" w:color="D9D9D9"/>
             </w:tcBorders>
             <w:shd w:fill="FFFFFF"/>
             <w:tcMar>
               <w:top w:w="85" w:type="dxa"/>
+              <w:left w:w="85" w:type="dxa"/>
               <w:bottom w:w="85" w:type="dxa"/>
-              <w:left w:w="85" w:type="dxa"/>
               <w:right w:w="85" w:type="dxa"/>
             </w:tcMar>
           </w:tcPr>
@@ -633,15 +633,15 @@
             <w:tcW w:type="dxa" w:w="3655"/>
             <w:tcBorders>
               <w:top w:val="single" w:sz="4" w:color="D9D9D9"/>
+              <w:left w:val="single" w:sz="4" w:color="D9D9D9"/>
               <w:bottom w:val="single" w:sz="4" w:color="D9D9D9"/>
-              <w:left w:val="single" w:sz="4" w:color="D9D9D9"/>
               <w:right w:val="single" w:sz="4" w:color="D9D9D9"/>
             </w:tcBorders>
             <w:shd w:fill="F1F5F7"/>
             <w:tcMar>
               <w:top w:w="85" w:type="dxa"/>
+              <w:left w:w="85" w:type="dxa"/>
               <w:bottom w:w="85" w:type="dxa"/>
-              <w:left w:w="85" w:type="dxa"/>
               <w:right w:w="85" w:type="dxa"/>
             </w:tcMar>
           </w:tcPr>
@@ -664,15 +664,15 @@
             <w:tcW w:type="dxa" w:w="1218"/>
             <w:tcBorders>
               <w:top w:val="single" w:sz="4" w:color="D9D9D9"/>
+              <w:left w:val="single" w:sz="4" w:color="D9D9D9"/>
               <w:bottom w:val="single" w:sz="4" w:color="D9D9D9"/>
-              <w:left w:val="single" w:sz="4" w:color="D9D9D9"/>
               <w:right w:val="single" w:sz="4" w:color="D9D9D9"/>
             </w:tcBorders>
             <w:shd w:fill="F1F5F7"/>
             <w:tcMar>
               <w:top w:w="85" w:type="dxa"/>
+              <w:left w:w="85" w:type="dxa"/>
               <w:bottom w:w="85" w:type="dxa"/>
-              <w:left w:w="85" w:type="dxa"/>
               <w:right w:w="85" w:type="dxa"/>
             </w:tcMar>
           </w:tcPr>
@@ -695,15 +695,15 @@
             <w:tcW w:type="dxa" w:w="5279"/>
             <w:tcBorders>
               <w:top w:val="single" w:sz="4" w:color="D9D9D9"/>
+              <w:left w:val="single" w:sz="4" w:color="D9D9D9"/>
               <w:bottom w:val="single" w:sz="4" w:color="D9D9D9"/>
-              <w:left w:val="single" w:sz="4" w:color="D9D9D9"/>
               <w:right w:val="single" w:sz="4" w:color="D9D9D9"/>
             </w:tcBorders>
             <w:shd w:fill="F1F5F7"/>
             <w:tcMar>
               <w:top w:w="85" w:type="dxa"/>
+              <w:left w:w="85" w:type="dxa"/>
               <w:bottom w:w="85" w:type="dxa"/>
-              <w:left w:w="85" w:type="dxa"/>
               <w:right w:w="85" w:type="dxa"/>
             </w:tcMar>
           </w:tcPr>
@@ -728,15 +728,15 @@
             <w:tcW w:type="dxa" w:w="3655"/>
             <w:tcBorders>
               <w:top w:val="single" w:sz="4" w:color="D9D9D9"/>
+              <w:left w:val="single" w:sz="4" w:color="D9D9D9"/>
               <w:bottom w:val="single" w:sz="4" w:color="D9D9D9"/>
-              <w:left w:val="single" w:sz="4" w:color="D9D9D9"/>
               <w:right w:val="single" w:sz="4" w:color="D9D9D9"/>
             </w:tcBorders>
             <w:shd w:fill="FFFFFF"/>
             <w:tcMar>
               <w:top w:w="85" w:type="dxa"/>
+              <w:left w:w="85" w:type="dxa"/>
               <w:bottom w:w="85" w:type="dxa"/>
-              <w:left w:w="85" w:type="dxa"/>
               <w:right w:w="85" w:type="dxa"/>
             </w:tcMar>
           </w:tcPr>
@@ -759,15 +759,15 @@
             <w:tcW w:type="dxa" w:w="1218"/>
             <w:tcBorders>
               <w:top w:val="single" w:sz="4" w:color="D9D9D9"/>
+              <w:left w:val="single" w:sz="4" w:color="D9D9D9"/>
               <w:bottom w:val="single" w:sz="4" w:color="D9D9D9"/>
-              <w:left w:val="single" w:sz="4" w:color="D9D9D9"/>
               <w:right w:val="single" w:sz="4" w:color="D9D9D9"/>
             </w:tcBorders>
             <w:shd w:fill="FFFFFF"/>
             <w:tcMar>
               <w:top w:w="85" w:type="dxa"/>
+              <w:left w:w="85" w:type="dxa"/>
               <w:bottom w:w="85" w:type="dxa"/>
-              <w:left w:w="85" w:type="dxa"/>
               <w:right w:w="85" w:type="dxa"/>
             </w:tcMar>
           </w:tcPr>
@@ -790,15 +790,15 @@
             <w:tcW w:type="dxa" w:w="5279"/>
             <w:tcBorders>
               <w:top w:val="single" w:sz="4" w:color="D9D9D9"/>
+              <w:left w:val="single" w:sz="4" w:color="D9D9D9"/>
               <w:bottom w:val="single" w:sz="4" w:color="D9D9D9"/>
-              <w:left w:val="single" w:sz="4" w:color="D9D9D9"/>
               <w:right w:val="single" w:sz="4" w:color="D9D9D9"/>
             </w:tcBorders>
             <w:shd w:fill="FFFFFF"/>
             <w:tcMar>
               <w:top w:w="85" w:type="dxa"/>
+              <w:left w:w="85" w:type="dxa"/>
               <w:bottom w:w="85" w:type="dxa"/>
-              <w:left w:w="85" w:type="dxa"/>
               <w:right w:w="85" w:type="dxa"/>
             </w:tcMar>
           </w:tcPr>
@@ -823,15 +823,15 @@
             <w:tcW w:type="dxa" w:w="3655"/>
             <w:tcBorders>
               <w:top w:val="single" w:sz="4" w:color="D9D9D9"/>
+              <w:left w:val="single" w:sz="4" w:color="D9D9D9"/>
               <w:bottom w:val="single" w:sz="4" w:color="D9D9D9"/>
-              <w:left w:val="single" w:sz="4" w:color="D9D9D9"/>
               <w:right w:val="single" w:sz="4" w:color="D9D9D9"/>
             </w:tcBorders>
             <w:shd w:fill="F1F5F7"/>
             <w:tcMar>
               <w:top w:w="85" w:type="dxa"/>
+              <w:left w:w="85" w:type="dxa"/>
               <w:bottom w:w="85" w:type="dxa"/>
-              <w:left w:w="85" w:type="dxa"/>
               <w:right w:w="85" w:type="dxa"/>
             </w:tcMar>
           </w:tcPr>
@@ -854,15 +854,15 @@
             <w:tcW w:type="dxa" w:w="1218"/>
             <w:tcBorders>
               <w:top w:val="single" w:sz="4" w:color="D9D9D9"/>
+              <w:left w:val="single" w:sz="4" w:color="D9D9D9"/>
               <w:bottom w:val="single" w:sz="4" w:color="D9D9D9"/>
-              <w:left w:val="single" w:sz="4" w:color="D9D9D9"/>
               <w:right w:val="single" w:sz="4" w:color="D9D9D9"/>
             </w:tcBorders>
             <w:shd w:fill="F1F5F7"/>
             <w:tcMar>
               <w:top w:w="85" w:type="dxa"/>
+              <w:left w:w="85" w:type="dxa"/>
               <w:bottom w:w="85" w:type="dxa"/>
-              <w:left w:w="85" w:type="dxa"/>
               <w:right w:w="85" w:type="dxa"/>
             </w:tcMar>
           </w:tcPr>
@@ -885,15 +885,15 @@
             <w:tcW w:type="dxa" w:w="5279"/>
             <w:tcBorders>
               <w:top w:val="single" w:sz="4" w:color="D9D9D9"/>
+              <w:left w:val="single" w:sz="4" w:color="D9D9D9"/>
               <w:bottom w:val="single" w:sz="4" w:color="D9D9D9"/>
-              <w:left w:val="single" w:sz="4" w:color="D9D9D9"/>
               <w:right w:val="single" w:sz="4" w:color="D9D9D9"/>
             </w:tcBorders>
             <w:shd w:fill="F1F5F7"/>
             <w:tcMar>
               <w:top w:w="85" w:type="dxa"/>
+              <w:left w:w="85" w:type="dxa"/>
               <w:bottom w:w="85" w:type="dxa"/>
-              <w:left w:w="85" w:type="dxa"/>
               <w:right w:w="85" w:type="dxa"/>
             </w:tcMar>
           </w:tcPr>
@@ -918,15 +918,15 @@
             <w:tcW w:type="dxa" w:w="3655"/>
             <w:tcBorders>
               <w:top w:val="single" w:sz="4" w:color="D9D9D9"/>
+              <w:left w:val="single" w:sz="4" w:color="D9D9D9"/>
               <w:bottom w:val="single" w:sz="4" w:color="D9D9D9"/>
-              <w:left w:val="single" w:sz="4" w:color="D9D9D9"/>
               <w:right w:val="single" w:sz="4" w:color="D9D9D9"/>
             </w:tcBorders>
             <w:shd w:fill="FFFFFF"/>
             <w:tcMar>
               <w:top w:w="85" w:type="dxa"/>
+              <w:left w:w="85" w:type="dxa"/>
               <w:bottom w:w="85" w:type="dxa"/>
-              <w:left w:w="85" w:type="dxa"/>
               <w:right w:w="85" w:type="dxa"/>
             </w:tcMar>
           </w:tcPr>
@@ -949,15 +949,15 @@
             <w:tcW w:type="dxa" w:w="1218"/>
             <w:tcBorders>
               <w:top w:val="single" w:sz="4" w:color="D9D9D9"/>
+              <w:left w:val="single" w:sz="4" w:color="D9D9D9"/>
               <w:bottom w:val="single" w:sz="4" w:color="D9D9D9"/>
-              <w:left w:val="single" w:sz="4" w:color="D9D9D9"/>
               <w:right w:val="single" w:sz="4" w:color="D9D9D9"/>
             </w:tcBorders>
             <w:shd w:fill="FFFFFF"/>
             <w:tcMar>
               <w:top w:w="85" w:type="dxa"/>
+              <w:left w:w="85" w:type="dxa"/>
               <w:bottom w:w="85" w:type="dxa"/>
-              <w:left w:w="85" w:type="dxa"/>
               <w:right w:w="85" w:type="dxa"/>
             </w:tcMar>
           </w:tcPr>
@@ -980,15 +980,15 @@
             <w:tcW w:type="dxa" w:w="5279"/>
             <w:tcBorders>
               <w:top w:val="single" w:sz="4" w:color="D9D9D9"/>
+              <w:left w:val="single" w:sz="4" w:color="D9D9D9"/>
               <w:bottom w:val="single" w:sz="4" w:color="D9D9D9"/>
-              <w:left w:val="single" w:sz="4" w:color="D9D9D9"/>
               <w:right w:val="single" w:sz="4" w:color="D9D9D9"/>
             </w:tcBorders>
             <w:shd w:fill="FFFFFF"/>
             <w:tcMar>
               <w:top w:w="85" w:type="dxa"/>
+              <w:left w:w="85" w:type="dxa"/>
               <w:bottom w:w="85" w:type="dxa"/>
-              <w:left w:w="85" w:type="dxa"/>
               <w:right w:w="85" w:type="dxa"/>
             </w:tcMar>
           </w:tcPr>
@@ -1061,15 +1061,15 @@
             <w:tcW w:type="dxa" w:w="1929"/>
             <w:tcBorders>
               <w:top w:val="single" w:sz="4" w:color="D9D9D9"/>
+              <w:left w:val="single" w:sz="4" w:color="D9D9D9"/>
               <w:bottom w:val="single" w:sz="4" w:color="D9D9D9"/>
-              <w:left w:val="single" w:sz="4" w:color="D9D9D9"/>
               <w:right w:val="single" w:sz="4" w:color="D9D9D9"/>
             </w:tcBorders>
             <w:shd w:fill="142D40"/>
             <w:tcMar>
               <w:top w:w="85" w:type="dxa"/>
+              <w:left w:w="85" w:type="dxa"/>
               <w:bottom w:w="85" w:type="dxa"/>
-              <w:left w:w="85" w:type="dxa"/>
               <w:right w:w="85" w:type="dxa"/>
             </w:tcMar>
           </w:tcPr>
@@ -1092,15 +1092,15 @@
             <w:tcW w:type="dxa" w:w="1218"/>
             <w:tcBorders>
               <w:top w:val="single" w:sz="4" w:color="D9D9D9"/>
+              <w:left w:val="single" w:sz="4" w:color="D9D9D9"/>
               <w:bottom w:val="single" w:sz="4" w:color="D9D9D9"/>
-              <w:left w:val="single" w:sz="4" w:color="D9D9D9"/>
               <w:right w:val="single" w:sz="4" w:color="D9D9D9"/>
             </w:tcBorders>
             <w:shd w:fill="142D40"/>
             <w:tcMar>
               <w:top w:w="85" w:type="dxa"/>
+              <w:left w:w="85" w:type="dxa"/>
               <w:bottom w:w="85" w:type="dxa"/>
-              <w:left w:w="85" w:type="dxa"/>
               <w:right w:w="85" w:type="dxa"/>
             </w:tcMar>
           </w:tcPr>
@@ -1123,15 +1123,15 @@
             <w:tcW w:type="dxa" w:w="1421"/>
             <w:tcBorders>
               <w:top w:val="single" w:sz="4" w:color="D9D9D9"/>
+              <w:left w:val="single" w:sz="4" w:color="D9D9D9"/>
               <w:bottom w:val="single" w:sz="4" w:color="D9D9D9"/>
-              <w:left w:val="single" w:sz="4" w:color="D9D9D9"/>
               <w:right w:val="single" w:sz="4" w:color="D9D9D9"/>
             </w:tcBorders>
             <w:shd w:fill="142D40"/>
             <w:tcMar>
               <w:top w:w="85" w:type="dxa"/>
+              <w:left w:w="85" w:type="dxa"/>
               <w:bottom w:w="85" w:type="dxa"/>
-              <w:left w:w="85" w:type="dxa"/>
               <w:right w:w="85" w:type="dxa"/>
             </w:tcMar>
           </w:tcPr>
@@ -1154,15 +1154,15 @@
             <w:tcW w:type="dxa" w:w="1117"/>
             <w:tcBorders>
               <w:top w:val="single" w:sz="4" w:color="D9D9D9"/>
+              <w:left w:val="single" w:sz="4" w:color="D9D9D9"/>
               <w:bottom w:val="single" w:sz="4" w:color="D9D9D9"/>
-              <w:left w:val="single" w:sz="4" w:color="D9D9D9"/>
               <w:right w:val="single" w:sz="4" w:color="D9D9D9"/>
             </w:tcBorders>
             <w:shd w:fill="142D40"/>
             <w:tcMar>
               <w:top w:w="85" w:type="dxa"/>
+              <w:left w:w="85" w:type="dxa"/>
               <w:bottom w:w="85" w:type="dxa"/>
-              <w:left w:w="85" w:type="dxa"/>
               <w:right w:w="85" w:type="dxa"/>
             </w:tcMar>
           </w:tcPr>
@@ -1185,15 +1185,15 @@
             <w:tcW w:type="dxa" w:w="1320"/>
             <w:tcBorders>
               <w:top w:val="single" w:sz="4" w:color="D9D9D9"/>
+              <w:left w:val="single" w:sz="4" w:color="D9D9D9"/>
               <w:bottom w:val="single" w:sz="4" w:color="D9D9D9"/>
-              <w:left w:val="single" w:sz="4" w:color="D9D9D9"/>
               <w:right w:val="single" w:sz="4" w:color="D9D9D9"/>
             </w:tcBorders>
             <w:shd w:fill="142D40"/>
             <w:tcMar>
               <w:top w:w="85" w:type="dxa"/>
+              <w:left w:w="85" w:type="dxa"/>
               <w:bottom w:w="85" w:type="dxa"/>
-              <w:left w:w="85" w:type="dxa"/>
               <w:right w:w="85" w:type="dxa"/>
             </w:tcMar>
           </w:tcPr>
@@ -1216,15 +1216,15 @@
             <w:tcW w:type="dxa" w:w="1726"/>
             <w:tcBorders>
               <w:top w:val="single" w:sz="4" w:color="D9D9D9"/>
+              <w:left w:val="single" w:sz="4" w:color="D9D9D9"/>
               <w:bottom w:val="single" w:sz="4" w:color="D9D9D9"/>
-              <w:left w:val="single" w:sz="4" w:color="D9D9D9"/>
               <w:right w:val="single" w:sz="4" w:color="D9D9D9"/>
             </w:tcBorders>
             <w:shd w:fill="142D40"/>
             <w:tcMar>
               <w:top w:w="85" w:type="dxa"/>
+              <w:left w:w="85" w:type="dxa"/>
               <w:bottom w:w="85" w:type="dxa"/>
-              <w:left w:w="85" w:type="dxa"/>
               <w:right w:w="85" w:type="dxa"/>
             </w:tcMar>
           </w:tcPr>
@@ -1247,15 +1247,15 @@
             <w:tcW w:type="dxa" w:w="1421"/>
             <w:tcBorders>
               <w:top w:val="single" w:sz="4" w:color="D9D9D9"/>
+              <w:left w:val="single" w:sz="4" w:color="D9D9D9"/>
               <w:bottom w:val="single" w:sz="4" w:color="D9D9D9"/>
-              <w:left w:val="single" w:sz="4" w:color="D9D9D9"/>
               <w:right w:val="single" w:sz="4" w:color="D9D9D9"/>
             </w:tcBorders>
             <w:shd w:fill="142D40"/>
             <w:tcMar>
               <w:top w:w="85" w:type="dxa"/>
+              <w:left w:w="85" w:type="dxa"/>
               <w:bottom w:w="85" w:type="dxa"/>
-              <w:left w:w="85" w:type="dxa"/>
               <w:right w:w="85" w:type="dxa"/>
             </w:tcMar>
           </w:tcPr>
@@ -1280,15 +1280,15 @@
             <w:tcW w:type="dxa" w:w="1929"/>
             <w:tcBorders>
               <w:top w:val="single" w:sz="4" w:color="D9D9D9"/>
+              <w:left w:val="single" w:sz="4" w:color="D9D9D9"/>
               <w:bottom w:val="single" w:sz="4" w:color="D9D9D9"/>
-              <w:left w:val="single" w:sz="4" w:color="D9D9D9"/>
               <w:right w:val="single" w:sz="4" w:color="D9D9D9"/>
             </w:tcBorders>
             <w:shd w:fill="FFFFFF"/>
             <w:tcMar>
               <w:top w:w="85" w:type="dxa"/>
+              <w:left w:w="85" w:type="dxa"/>
               <w:bottom w:w="85" w:type="dxa"/>
-              <w:left w:w="85" w:type="dxa"/>
               <w:right w:w="85" w:type="dxa"/>
             </w:tcMar>
           </w:tcPr>
@@ -1311,15 +1311,15 @@
             <w:tcW w:type="dxa" w:w="1218"/>
             <w:tcBorders>
               <w:top w:val="single" w:sz="4" w:color="D9D9D9"/>
+              <w:left w:val="single" w:sz="4" w:color="D9D9D9"/>
               <w:bottom w:val="single" w:sz="4" w:color="D9D9D9"/>
-              <w:left w:val="single" w:sz="4" w:color="D9D9D9"/>
               <w:right w:val="single" w:sz="4" w:color="D9D9D9"/>
             </w:tcBorders>
             <w:shd w:fill="FFFFFF"/>
             <w:tcMar>
               <w:top w:w="85" w:type="dxa"/>
+              <w:left w:w="85" w:type="dxa"/>
               <w:bottom w:w="85" w:type="dxa"/>
-              <w:left w:w="85" w:type="dxa"/>
               <w:right w:w="85" w:type="dxa"/>
             </w:tcMar>
           </w:tcPr>
@@ -1342,15 +1342,15 @@
             <w:tcW w:type="dxa" w:w="1421"/>
             <w:tcBorders>
               <w:top w:val="single" w:sz="4" w:color="D9D9D9"/>
+              <w:left w:val="single" w:sz="4" w:color="D9D9D9"/>
               <w:bottom w:val="single" w:sz="4" w:color="D9D9D9"/>
-              <w:left w:val="single" w:sz="4" w:color="D9D9D9"/>
               <w:right w:val="single" w:sz="4" w:color="D9D9D9"/>
             </w:tcBorders>
             <w:shd w:fill="FFFFFF"/>
             <w:tcMar>
               <w:top w:w="85" w:type="dxa"/>
+              <w:left w:w="85" w:type="dxa"/>
               <w:bottom w:w="85" w:type="dxa"/>
-              <w:left w:w="85" w:type="dxa"/>
               <w:right w:w="85" w:type="dxa"/>
             </w:tcMar>
           </w:tcPr>
@@ -1373,15 +1373,15 @@
             <w:tcW w:type="dxa" w:w="1117"/>
             <w:tcBorders>
               <w:top w:val="single" w:sz="4" w:color="D9D9D9"/>
+              <w:left w:val="single" w:sz="4" w:color="D9D9D9"/>
               <w:bottom w:val="single" w:sz="4" w:color="D9D9D9"/>
-              <w:left w:val="single" w:sz="4" w:color="D9D9D9"/>
               <w:right w:val="single" w:sz="4" w:color="D9D9D9"/>
             </w:tcBorders>
             <w:shd w:fill="FFFFFF"/>
             <w:tcMar>
               <w:top w:w="85" w:type="dxa"/>
+              <w:left w:w="85" w:type="dxa"/>
               <w:bottom w:w="85" w:type="dxa"/>
-              <w:left w:w="85" w:type="dxa"/>
               <w:right w:w="85" w:type="dxa"/>
             </w:tcMar>
           </w:tcPr>
@@ -1404,15 +1404,15 @@
             <w:tcW w:type="dxa" w:w="1320"/>
             <w:tcBorders>
               <w:top w:val="single" w:sz="4" w:color="D9D9D9"/>
+              <w:left w:val="single" w:sz="4" w:color="D9D9D9"/>
               <w:bottom w:val="single" w:sz="4" w:color="D9D9D9"/>
-              <w:left w:val="single" w:sz="4" w:color="D9D9D9"/>
               <w:right w:val="single" w:sz="4" w:color="D9D9D9"/>
             </w:tcBorders>
             <w:shd w:fill="FFFFFF"/>
             <w:tcMar>
               <w:top w:w="85" w:type="dxa"/>
+              <w:left w:w="85" w:type="dxa"/>
               <w:bottom w:w="85" w:type="dxa"/>
-              <w:left w:w="85" w:type="dxa"/>
               <w:right w:w="85" w:type="dxa"/>
             </w:tcMar>
           </w:tcPr>
@@ -1435,15 +1435,15 @@
             <w:tcW w:type="dxa" w:w="1726"/>
             <w:tcBorders>
               <w:top w:val="single" w:sz="4" w:color="D9D9D9"/>
+              <w:left w:val="single" w:sz="4" w:color="D9D9D9"/>
               <w:bottom w:val="single" w:sz="4" w:color="D9D9D9"/>
-              <w:left w:val="single" w:sz="4" w:color="D9D9D9"/>
               <w:right w:val="single" w:sz="4" w:color="D9D9D9"/>
             </w:tcBorders>
             <w:shd w:fill="FFFFFF"/>
             <w:tcMar>
               <w:top w:w="85" w:type="dxa"/>
+              <w:left w:w="85" w:type="dxa"/>
               <w:bottom w:w="85" w:type="dxa"/>
-              <w:left w:w="85" w:type="dxa"/>
               <w:right w:w="85" w:type="dxa"/>
             </w:tcMar>
           </w:tcPr>
@@ -1466,15 +1466,15 @@
             <w:tcW w:type="dxa" w:w="1421"/>
             <w:tcBorders>
               <w:top w:val="single" w:sz="4" w:color="D9D9D9"/>
+              <w:left w:val="single" w:sz="4" w:color="D9D9D9"/>
               <w:bottom w:val="single" w:sz="4" w:color="D9D9D9"/>
-              <w:left w:val="single" w:sz="4" w:color="D9D9D9"/>
               <w:right w:val="single" w:sz="4" w:color="D9D9D9"/>
             </w:tcBorders>
             <w:shd w:fill="FFFFFF"/>
             <w:tcMar>
               <w:top w:w="85" w:type="dxa"/>
+              <w:left w:w="85" w:type="dxa"/>
               <w:bottom w:w="85" w:type="dxa"/>
-              <w:left w:w="85" w:type="dxa"/>
               <w:right w:w="85" w:type="dxa"/>
             </w:tcMar>
           </w:tcPr>
@@ -1499,15 +1499,15 @@
             <w:tcW w:type="dxa" w:w="1929"/>
             <w:tcBorders>
               <w:top w:val="single" w:sz="4" w:color="D9D9D9"/>
+              <w:left w:val="single" w:sz="4" w:color="D9D9D9"/>
               <w:bottom w:val="single" w:sz="4" w:color="D9D9D9"/>
-              <w:left w:val="single" w:sz="4" w:color="D9D9D9"/>
               <w:right w:val="single" w:sz="4" w:color="D9D9D9"/>
             </w:tcBorders>
             <w:shd w:fill="F1F5F7"/>
             <w:tcMar>
               <w:top w:w="85" w:type="dxa"/>
+              <w:left w:w="85" w:type="dxa"/>
               <w:bottom w:w="85" w:type="dxa"/>
-              <w:left w:w="85" w:type="dxa"/>
               <w:right w:w="85" w:type="dxa"/>
             </w:tcMar>
           </w:tcPr>
@@ -1530,15 +1530,15 @@
             <w:tcW w:type="dxa" w:w="1218"/>
             <w:tcBorders>
               <w:top w:val="single" w:sz="4" w:color="D9D9D9"/>
+              <w:left w:val="single" w:sz="4" w:color="D9D9D9"/>
               <w:bottom w:val="single" w:sz="4" w:color="D9D9D9"/>
-              <w:left w:val="single" w:sz="4" w:color="D9D9D9"/>
               <w:right w:val="single" w:sz="4" w:color="D9D9D9"/>
             </w:tcBorders>
             <w:shd w:fill="F1F5F7"/>
             <w:tcMar>
               <w:top w:w="85" w:type="dxa"/>
+              <w:left w:w="85" w:type="dxa"/>
               <w:bottom w:w="85" w:type="dxa"/>
-              <w:left w:w="85" w:type="dxa"/>
               <w:right w:w="85" w:type="dxa"/>
             </w:tcMar>
           </w:tcPr>
@@ -1561,15 +1561,15 @@
             <w:tcW w:type="dxa" w:w="1421"/>
             <w:tcBorders>
               <w:top w:val="single" w:sz="4" w:color="D9D9D9"/>
+              <w:left w:val="single" w:sz="4" w:color="D9D9D9"/>
               <w:bottom w:val="single" w:sz="4" w:color="D9D9D9"/>
-              <w:left w:val="single" w:sz="4" w:color="D9D9D9"/>
               <w:right w:val="single" w:sz="4" w:color="D9D9D9"/>
             </w:tcBorders>
             <w:shd w:fill="F1F5F7"/>
             <w:tcMar>
               <w:top w:w="85" w:type="dxa"/>
+              <w:left w:w="85" w:type="dxa"/>
               <w:bottom w:w="85" w:type="dxa"/>
-              <w:left w:w="85" w:type="dxa"/>
               <w:right w:w="85" w:type="dxa"/>
             </w:tcMar>
           </w:tcPr>
@@ -1592,15 +1592,15 @@
             <w:tcW w:type="dxa" w:w="1117"/>
             <w:tcBorders>
               <w:top w:val="single" w:sz="4" w:color="D9D9D9"/>
+              <w:left w:val="single" w:sz="4" w:color="D9D9D9"/>
               <w:bottom w:val="single" w:sz="4" w:color="D9D9D9"/>
-              <w:left w:val="single" w:sz="4" w:color="D9D9D9"/>
               <w:right w:val="single" w:sz="4" w:color="D9D9D9"/>
             </w:tcBorders>
             <w:shd w:fill="F1F5F7"/>
             <w:tcMar>
               <w:top w:w="85" w:type="dxa"/>
+              <w:left w:w="85" w:type="dxa"/>
               <w:bottom w:w="85" w:type="dxa"/>
-              <w:left w:w="85" w:type="dxa"/>
               <w:right w:w="85" w:type="dxa"/>
             </w:tcMar>
           </w:tcPr>
@@ -1623,15 +1623,15 @@
             <w:tcW w:type="dxa" w:w="1320"/>
             <w:tcBorders>
               <w:top w:val="single" w:sz="4" w:color="D9D9D9"/>
+              <w:left w:val="single" w:sz="4" w:color="D9D9D9"/>
               <w:bottom w:val="single" w:sz="4" w:color="D9D9D9"/>
-              <w:left w:val="single" w:sz="4" w:color="D9D9D9"/>
               <w:right w:val="single" w:sz="4" w:color="D9D9D9"/>
             </w:tcBorders>
             <w:shd w:fill="F1F5F7"/>
             <w:tcMar>
               <w:top w:w="85" w:type="dxa"/>
+              <w:left w:w="85" w:type="dxa"/>
               <w:bottom w:w="85" w:type="dxa"/>
-              <w:left w:w="85" w:type="dxa"/>
               <w:right w:w="85" w:type="dxa"/>
             </w:tcMar>
           </w:tcPr>
@@ -1654,15 +1654,15 @@
             <w:tcW w:type="dxa" w:w="1726"/>
             <w:tcBorders>
               <w:top w:val="single" w:sz="4" w:color="D9D9D9"/>
+              <w:left w:val="single" w:sz="4" w:color="D9D9D9"/>
               <w:bottom w:val="single" w:sz="4" w:color="D9D9D9"/>
-              <w:left w:val="single" w:sz="4" w:color="D9D9D9"/>
               <w:right w:val="single" w:sz="4" w:color="D9D9D9"/>
             </w:tcBorders>
             <w:shd w:fill="F1F5F7"/>
             <w:tcMar>
               <w:top w:w="85" w:type="dxa"/>
+              <w:left w:w="85" w:type="dxa"/>
               <w:bottom w:w="85" w:type="dxa"/>
-              <w:left w:w="85" w:type="dxa"/>
               <w:right w:w="85" w:type="dxa"/>
             </w:tcMar>
           </w:tcPr>
@@ -1685,15 +1685,15 @@
             <w:tcW w:type="dxa" w:w="1421"/>
             <w:tcBorders>
               <w:top w:val="single" w:sz="4" w:color="D9D9D9"/>
+              <w:left w:val="single" w:sz="4" w:color="D9D9D9"/>
               <w:bottom w:val="single" w:sz="4" w:color="D9D9D9"/>
-              <w:left w:val="single" w:sz="4" w:color="D9D9D9"/>
               <w:right w:val="single" w:sz="4" w:color="D9D9D9"/>
             </w:tcBorders>
             <w:shd w:fill="F1F5F7"/>
             <w:tcMar>
               <w:top w:w="85" w:type="dxa"/>
+              <w:left w:w="85" w:type="dxa"/>
               <w:bottom w:w="85" w:type="dxa"/>
-              <w:left w:w="85" w:type="dxa"/>
               <w:right w:w="85" w:type="dxa"/>
             </w:tcMar>
           </w:tcPr>
@@ -1718,15 +1718,15 @@
             <w:tcW w:type="dxa" w:w="1929"/>
             <w:tcBorders>
               <w:top w:val="single" w:sz="4" w:color="D9D9D9"/>
+              <w:left w:val="single" w:sz="4" w:color="D9D9D9"/>
               <w:bottom w:val="single" w:sz="4" w:color="D9D9D9"/>
-              <w:left w:val="single" w:sz="4" w:color="D9D9D9"/>
               <w:right w:val="single" w:sz="4" w:color="D9D9D9"/>
             </w:tcBorders>
             <w:shd w:fill="FFFFFF"/>
             <w:tcMar>
               <w:top w:w="85" w:type="dxa"/>
+              <w:left w:w="85" w:type="dxa"/>
               <w:bottom w:w="85" w:type="dxa"/>
-              <w:left w:w="85" w:type="dxa"/>
               <w:right w:w="85" w:type="dxa"/>
             </w:tcMar>
           </w:tcPr>
@@ -1749,15 +1749,15 @@
             <w:tcW w:type="dxa" w:w="1218"/>
             <w:tcBorders>
               <w:top w:val="single" w:sz="4" w:color="D9D9D9"/>
+              <w:left w:val="single" w:sz="4" w:color="D9D9D9"/>
               <w:bottom w:val="single" w:sz="4" w:color="D9D9D9"/>
-              <w:left w:val="single" w:sz="4" w:color="D9D9D9"/>
               <w:right w:val="single" w:sz="4" w:color="D9D9D9"/>
             </w:tcBorders>
             <w:shd w:fill="FFFFFF"/>
             <w:tcMar>
               <w:top w:w="85" w:type="dxa"/>
+              <w:left w:w="85" w:type="dxa"/>
               <w:bottom w:w="85" w:type="dxa"/>
-              <w:left w:w="85" w:type="dxa"/>
               <w:right w:w="85" w:type="dxa"/>
             </w:tcMar>
           </w:tcPr>
@@ -1780,15 +1780,15 @@
             <w:tcW w:type="dxa" w:w="1421"/>
             <w:tcBorders>
               <w:top w:val="single" w:sz="4" w:color="D9D9D9"/>
+              <w:left w:val="single" w:sz="4" w:color="D9D9D9"/>
               <w:bottom w:val="single" w:sz="4" w:color="D9D9D9"/>
-              <w:left w:val="single" w:sz="4" w:color="D9D9D9"/>
               <w:right w:val="single" w:sz="4" w:color="D9D9D9"/>
             </w:tcBorders>
             <w:shd w:fill="FFFFFF"/>
             <w:tcMar>
               <w:top w:w="85" w:type="dxa"/>
+              <w:left w:w="85" w:type="dxa"/>
               <w:bottom w:w="85" w:type="dxa"/>
-              <w:left w:w="85" w:type="dxa"/>
               <w:right w:w="85" w:type="dxa"/>
             </w:tcMar>
           </w:tcPr>
@@ -1811,15 +1811,15 @@
             <w:tcW w:type="dxa" w:w="1117"/>
             <w:tcBorders>
               <w:top w:val="single" w:sz="4" w:color="D9D9D9"/>
+              <w:left w:val="single" w:sz="4" w:color="D9D9D9"/>
               <w:bottom w:val="single" w:sz="4" w:color="D9D9D9"/>
-              <w:left w:val="single" w:sz="4" w:color="D9D9D9"/>
               <w:right w:val="single" w:sz="4" w:color="D9D9D9"/>
             </w:tcBorders>
             <w:shd w:fill="FFFFFF"/>
             <w:tcMar>
               <w:top w:w="85" w:type="dxa"/>
+              <w:left w:w="85" w:type="dxa"/>
               <w:bottom w:w="85" w:type="dxa"/>
-              <w:left w:w="85" w:type="dxa"/>
               <w:right w:w="85" w:type="dxa"/>
             </w:tcMar>
           </w:tcPr>
@@ -1842,15 +1842,15 @@
             <w:tcW w:type="dxa" w:w="1320"/>
             <w:tcBorders>
               <w:top w:val="single" w:sz="4" w:color="D9D9D9"/>
+              <w:left w:val="single" w:sz="4" w:color="D9D9D9"/>
               <w:bottom w:val="single" w:sz="4" w:color="D9D9D9"/>
-              <w:left w:val="single" w:sz="4" w:color="D9D9D9"/>
               <w:right w:val="single" w:sz="4" w:color="D9D9D9"/>
             </w:tcBorders>
             <w:shd w:fill="FFFFFF"/>
             <w:tcMar>
               <w:top w:w="85" w:type="dxa"/>
+              <w:left w:w="85" w:type="dxa"/>
               <w:bottom w:w="85" w:type="dxa"/>
-              <w:left w:w="85" w:type="dxa"/>
               <w:right w:w="85" w:type="dxa"/>
             </w:tcMar>
           </w:tcPr>
@@ -1873,15 +1873,15 @@
             <w:tcW w:type="dxa" w:w="1726"/>
             <w:tcBorders>
               <w:top w:val="single" w:sz="4" w:color="D9D9D9"/>
+              <w:left w:val="single" w:sz="4" w:color="D9D9D9"/>
               <w:bottom w:val="single" w:sz="4" w:color="D9D9D9"/>
-              <w:left w:val="single" w:sz="4" w:color="D9D9D9"/>
               <w:right w:val="single" w:sz="4" w:color="D9D9D9"/>
             </w:tcBorders>
             <w:shd w:fill="FFFFFF"/>
             <w:tcMar>
               <w:top w:w="85" w:type="dxa"/>
+              <w:left w:w="85" w:type="dxa"/>
               <w:bottom w:w="85" w:type="dxa"/>
-              <w:left w:w="85" w:type="dxa"/>
               <w:right w:w="85" w:type="dxa"/>
             </w:tcMar>
           </w:tcPr>
@@ -1904,15 +1904,15 @@
             <w:tcW w:type="dxa" w:w="1421"/>
             <w:tcBorders>
               <w:top w:val="single" w:sz="4" w:color="D9D9D9"/>
+              <w:left w:val="single" w:sz="4" w:color="D9D9D9"/>
               <w:bottom w:val="single" w:sz="4" w:color="D9D9D9"/>
-              <w:left w:val="single" w:sz="4" w:color="D9D9D9"/>
               <w:right w:val="single" w:sz="4" w:color="D9D9D9"/>
             </w:tcBorders>
             <w:shd w:fill="FFFFFF"/>
             <w:tcMar>
               <w:top w:w="85" w:type="dxa"/>
+              <w:left w:w="85" w:type="dxa"/>
               <w:bottom w:w="85" w:type="dxa"/>
-              <w:left w:w="85" w:type="dxa"/>
               <w:right w:w="85" w:type="dxa"/>
             </w:tcMar>
           </w:tcPr>
@@ -2002,15 +2002,15 @@
             <w:tcW w:type="dxa" w:w="4061"/>
             <w:tcBorders>
               <w:top w:val="single" w:sz="4" w:color="D9D9D9"/>
+              <w:left w:val="single" w:sz="4" w:color="D9D9D9"/>
               <w:bottom w:val="single" w:sz="4" w:color="D9D9D9"/>
-              <w:left w:val="single" w:sz="4" w:color="D9D9D9"/>
               <w:right w:val="single" w:sz="4" w:color="D9D9D9"/>
             </w:tcBorders>
             <w:shd w:fill="142D40"/>
             <w:tcMar>
               <w:top w:w="85" w:type="dxa"/>
+              <w:left w:w="85" w:type="dxa"/>
               <w:bottom w:w="85" w:type="dxa"/>
-              <w:left w:w="85" w:type="dxa"/>
               <w:right w:w="85" w:type="dxa"/>
             </w:tcMar>
           </w:tcPr>
@@ -2033,15 +2033,15 @@
             <w:tcW w:type="dxa" w:w="3046"/>
             <w:tcBorders>
               <w:top w:val="single" w:sz="4" w:color="D9D9D9"/>
+              <w:left w:val="single" w:sz="4" w:color="D9D9D9"/>
               <w:bottom w:val="single" w:sz="4" w:color="D9D9D9"/>
-              <w:left w:val="single" w:sz="4" w:color="D9D9D9"/>
               <w:right w:val="single" w:sz="4" w:color="D9D9D9"/>
             </w:tcBorders>
             <w:shd w:fill="142D40"/>
             <w:tcMar>
               <w:top w:w="85" w:type="dxa"/>
+              <w:left w:w="85" w:type="dxa"/>
               <w:bottom w:w="85" w:type="dxa"/>
-              <w:left w:w="85" w:type="dxa"/>
               <w:right w:w="85" w:type="dxa"/>
             </w:tcMar>
           </w:tcPr>
@@ -2064,15 +2064,15 @@
             <w:tcW w:type="dxa" w:w="3046"/>
             <w:tcBorders>
               <w:top w:val="single" w:sz="4" w:color="D9D9D9"/>
+              <w:left w:val="single" w:sz="4" w:color="D9D9D9"/>
               <w:bottom w:val="single" w:sz="4" w:color="D9D9D9"/>
-              <w:left w:val="single" w:sz="4" w:color="D9D9D9"/>
               <w:right w:val="single" w:sz="4" w:color="D9D9D9"/>
             </w:tcBorders>
             <w:shd w:fill="142D40"/>
             <w:tcMar>
               <w:top w:w="85" w:type="dxa"/>
+              <w:left w:w="85" w:type="dxa"/>
               <w:bottom w:w="85" w:type="dxa"/>
-              <w:left w:w="85" w:type="dxa"/>
               <w:right w:w="85" w:type="dxa"/>
             </w:tcMar>
           </w:tcPr>
@@ -2097,15 +2097,15 @@
             <w:tcW w:type="dxa" w:w="4061"/>
             <w:tcBorders>
               <w:top w:val="single" w:sz="4" w:color="D9D9D9"/>
+              <w:left w:val="single" w:sz="4" w:color="D9D9D9"/>
               <w:bottom w:val="single" w:sz="4" w:color="D9D9D9"/>
-              <w:left w:val="single" w:sz="4" w:color="D9D9D9"/>
               <w:right w:val="single" w:sz="4" w:color="D9D9D9"/>
             </w:tcBorders>
             <w:shd w:fill="FFFFFF"/>
             <w:tcMar>
               <w:top w:w="85" w:type="dxa"/>
+              <w:left w:w="85" w:type="dxa"/>
               <w:bottom w:w="85" w:type="dxa"/>
-              <w:left w:w="85" w:type="dxa"/>
               <w:right w:w="85" w:type="dxa"/>
             </w:tcMar>
           </w:tcPr>
@@ -2128,15 +2128,15 @@
             <w:tcW w:type="dxa" w:w="3046"/>
             <w:tcBorders>
               <w:top w:val="single" w:sz="4" w:color="D9D9D9"/>
+              <w:left w:val="single" w:sz="4" w:color="D9D9D9"/>
               <w:bottom w:val="single" w:sz="4" w:color="D9D9D9"/>
-              <w:left w:val="single" w:sz="4" w:color="D9D9D9"/>
               <w:right w:val="single" w:sz="4" w:color="D9D9D9"/>
             </w:tcBorders>
             <w:shd w:fill="FFFFFF"/>
             <w:tcMar>
               <w:top w:w="85" w:type="dxa"/>
+              <w:left w:w="85" w:type="dxa"/>
               <w:bottom w:w="85" w:type="dxa"/>
-              <w:left w:w="85" w:type="dxa"/>
               <w:right w:w="85" w:type="dxa"/>
             </w:tcMar>
           </w:tcPr>
@@ -2159,15 +2159,15 @@
             <w:tcW w:type="dxa" w:w="3046"/>
             <w:tcBorders>
               <w:top w:val="single" w:sz="4" w:color="D9D9D9"/>
+              <w:left w:val="single" w:sz="4" w:color="D9D9D9"/>
               <w:bottom w:val="single" w:sz="4" w:color="D9D9D9"/>
-              <w:left w:val="single" w:sz="4" w:color="D9D9D9"/>
               <w:right w:val="single" w:sz="4" w:color="D9D9D9"/>
             </w:tcBorders>
             <w:shd w:fill="FFFFFF"/>
             <w:tcMar>
               <w:top w:w="85" w:type="dxa"/>
+              <w:left w:w="85" w:type="dxa"/>
               <w:bottom w:w="85" w:type="dxa"/>
-              <w:left w:w="85" w:type="dxa"/>
               <w:right w:w="85" w:type="dxa"/>
             </w:tcMar>
           </w:tcPr>
@@ -2192,15 +2192,15 @@
             <w:tcW w:type="dxa" w:w="4061"/>
             <w:tcBorders>
               <w:top w:val="single" w:sz="4" w:color="D9D9D9"/>
+              <w:left w:val="single" w:sz="4" w:color="D9D9D9"/>
               <w:bottom w:val="single" w:sz="4" w:color="D9D9D9"/>
-              <w:left w:val="single" w:sz="4" w:color="D9D9D9"/>
               <w:right w:val="single" w:sz="4" w:color="D9D9D9"/>
             </w:tcBorders>
             <w:shd w:fill="F1F5F7"/>
             <w:tcMar>
               <w:top w:w="85" w:type="dxa"/>
+              <w:left w:w="85" w:type="dxa"/>
               <w:bottom w:w="85" w:type="dxa"/>
-              <w:left w:w="85" w:type="dxa"/>
               <w:right w:w="85" w:type="dxa"/>
             </w:tcMar>
           </w:tcPr>
@@ -2223,15 +2223,15 @@
             <w:tcW w:type="dxa" w:w="3046"/>
             <w:tcBorders>
               <w:top w:val="single" w:sz="4" w:color="D9D9D9"/>
+              <w:left w:val="single" w:sz="4" w:color="D9D9D9"/>
               <w:bottom w:val="single" w:sz="4" w:color="D9D9D9"/>
-              <w:left w:val="single" w:sz="4" w:color="D9D9D9"/>
               <w:right w:val="single" w:sz="4" w:color="D9D9D9"/>
             </w:tcBorders>
             <w:shd w:fill="F1F5F7"/>
             <w:tcMar>
               <w:top w:w="85" w:type="dxa"/>
+              <w:left w:w="85" w:type="dxa"/>
               <w:bottom w:w="85" w:type="dxa"/>
-              <w:left w:w="85" w:type="dxa"/>
               <w:right w:w="85" w:type="dxa"/>
             </w:tcMar>
           </w:tcPr>
@@ -2254,15 +2254,15 @@
             <w:tcW w:type="dxa" w:w="3046"/>
             <w:tcBorders>
               <w:top w:val="single" w:sz="4" w:color="D9D9D9"/>
+              <w:left w:val="single" w:sz="4" w:color="D9D9D9"/>
               <w:bottom w:val="single" w:sz="4" w:color="D9D9D9"/>
-              <w:left w:val="single" w:sz="4" w:color="D9D9D9"/>
               <w:right w:val="single" w:sz="4" w:color="D9D9D9"/>
             </w:tcBorders>
             <w:shd w:fill="F1F5F7"/>
             <w:tcMar>
               <w:top w:w="85" w:type="dxa"/>
+              <w:left w:w="85" w:type="dxa"/>
               <w:bottom w:w="85" w:type="dxa"/>
-              <w:left w:w="85" w:type="dxa"/>
               <w:right w:w="85" w:type="dxa"/>
             </w:tcMar>
           </w:tcPr>
@@ -2287,15 +2287,15 @@
             <w:tcW w:type="dxa" w:w="4061"/>
             <w:tcBorders>
               <w:top w:val="single" w:sz="4" w:color="D9D9D9"/>
+              <w:left w:val="single" w:sz="4" w:color="D9D9D9"/>
               <w:bottom w:val="single" w:sz="4" w:color="D9D9D9"/>
-              <w:left w:val="single" w:sz="4" w:color="D9D9D9"/>
               <w:right w:val="single" w:sz="4" w:color="D9D9D9"/>
             </w:tcBorders>
             <w:shd w:fill="FFFFFF"/>
             <w:tcMar>
               <w:top w:w="85" w:type="dxa"/>
+              <w:left w:w="85" w:type="dxa"/>
               <w:bottom w:w="85" w:type="dxa"/>
-              <w:left w:w="85" w:type="dxa"/>
               <w:right w:w="85" w:type="dxa"/>
             </w:tcMar>
           </w:tcPr>
@@ -2318,15 +2318,15 @@
             <w:tcW w:type="dxa" w:w="3046"/>
             <w:tcBorders>
               <w:top w:val="single" w:sz="4" w:color="D9D9D9"/>
+              <w:left w:val="single" w:sz="4" w:color="D9D9D9"/>
               <w:bottom w:val="single" w:sz="4" w:color="D9D9D9"/>
-              <w:left w:val="single" w:sz="4" w:color="D9D9D9"/>
               <w:right w:val="single" w:sz="4" w:color="D9D9D9"/>
             </w:tcBorders>
             <w:shd w:fill="FFFFFF"/>
             <w:tcMar>
               <w:top w:w="85" w:type="dxa"/>
+              <w:left w:w="85" w:type="dxa"/>
               <w:bottom w:w="85" w:type="dxa"/>
-              <w:left w:w="85" w:type="dxa"/>
               <w:right w:w="85" w:type="dxa"/>
             </w:tcMar>
           </w:tcPr>
@@ -2349,15 +2349,15 @@
             <w:tcW w:type="dxa" w:w="3046"/>
             <w:tcBorders>
               <w:top w:val="single" w:sz="4" w:color="D9D9D9"/>
+              <w:left w:val="single" w:sz="4" w:color="D9D9D9"/>
               <w:bottom w:val="single" w:sz="4" w:color="D9D9D9"/>
-              <w:left w:val="single" w:sz="4" w:color="D9D9D9"/>
               <w:right w:val="single" w:sz="4" w:color="D9D9D9"/>
             </w:tcBorders>
             <w:shd w:fill="FFFFFF"/>
             <w:tcMar>
               <w:top w:w="85" w:type="dxa"/>
+              <w:left w:w="85" w:type="dxa"/>
               <w:bottom w:w="85" w:type="dxa"/>
-              <w:left w:w="85" w:type="dxa"/>
               <w:right w:w="85" w:type="dxa"/>
             </w:tcMar>
           </w:tcPr>
@@ -2382,15 +2382,15 @@
             <w:tcW w:type="dxa" w:w="4061"/>
             <w:tcBorders>
               <w:top w:val="single" w:sz="4" w:color="D9D9D9"/>
+              <w:left w:val="single" w:sz="4" w:color="D9D9D9"/>
               <w:bottom w:val="single" w:sz="4" w:color="D9D9D9"/>
-              <w:left w:val="single" w:sz="4" w:color="D9D9D9"/>
               <w:right w:val="single" w:sz="4" w:color="D9D9D9"/>
             </w:tcBorders>
             <w:shd w:fill="F1F5F7"/>
             <w:tcMar>
               <w:top w:w="85" w:type="dxa"/>
+              <w:left w:w="85" w:type="dxa"/>
               <w:bottom w:w="85" w:type="dxa"/>
-              <w:left w:w="85" w:type="dxa"/>
               <w:right w:w="85" w:type="dxa"/>
             </w:tcMar>
           </w:tcPr>
@@ -2413,15 +2413,15 @@
             <w:tcW w:type="dxa" w:w="3046"/>
             <w:tcBorders>
               <w:top w:val="single" w:sz="4" w:color="D9D9D9"/>
+              <w:left w:val="single" w:sz="4" w:color="D9D9D9"/>
               <w:bottom w:val="single" w:sz="4" w:color="D9D9D9"/>
-              <w:left w:val="single" w:sz="4" w:color="D9D9D9"/>
               <w:right w:val="single" w:sz="4" w:color="D9D9D9"/>
             </w:tcBorders>
             <w:shd w:fill="F1F5F7"/>
             <w:tcMar>
               <w:top w:w="85" w:type="dxa"/>
+              <w:left w:w="85" w:type="dxa"/>
               <w:bottom w:w="85" w:type="dxa"/>
-              <w:left w:w="85" w:type="dxa"/>
               <w:right w:w="85" w:type="dxa"/>
             </w:tcMar>
           </w:tcPr>
@@ -2444,15 +2444,15 @@
             <w:tcW w:type="dxa" w:w="3046"/>
             <w:tcBorders>
               <w:top w:val="single" w:sz="4" w:color="D9D9D9"/>
+              <w:left w:val="single" w:sz="4" w:color="D9D9D9"/>
               <w:bottom w:val="single" w:sz="4" w:color="D9D9D9"/>
-              <w:left w:val="single" w:sz="4" w:color="D9D9D9"/>
               <w:right w:val="single" w:sz="4" w:color="D9D9D9"/>
             </w:tcBorders>
             <w:shd w:fill="F1F5F7"/>
             <w:tcMar>
               <w:top w:w="85" w:type="dxa"/>
+              <w:left w:w="85" w:type="dxa"/>
               <w:bottom w:w="85" w:type="dxa"/>
-              <w:left w:w="85" w:type="dxa"/>
               <w:right w:w="85" w:type="dxa"/>
             </w:tcMar>
           </w:tcPr>
@@ -2477,15 +2477,15 @@
             <w:tcW w:type="dxa" w:w="4061"/>
             <w:tcBorders>
               <w:top w:val="single" w:sz="4" w:color="D9D9D9"/>
+              <w:left w:val="single" w:sz="4" w:color="D9D9D9"/>
               <w:bottom w:val="single" w:sz="4" w:color="D9D9D9"/>
-              <w:left w:val="single" w:sz="4" w:color="D9D9D9"/>
               <w:right w:val="single" w:sz="4" w:color="D9D9D9"/>
             </w:tcBorders>
             <w:shd w:fill="FFFFFF"/>
             <w:tcMar>
               <w:top w:w="85" w:type="dxa"/>
+              <w:left w:w="85" w:type="dxa"/>
               <w:bottom w:w="85" w:type="dxa"/>
-              <w:left w:w="85" w:type="dxa"/>
               <w:right w:w="85" w:type="dxa"/>
             </w:tcMar>
           </w:tcPr>
@@ -2508,15 +2508,15 @@
             <w:tcW w:type="dxa" w:w="3046"/>
             <w:tcBorders>
               <w:top w:val="single" w:sz="4" w:color="D9D9D9"/>
+              <w:left w:val="single" w:sz="4" w:color="D9D9D9"/>
               <w:bottom w:val="single" w:sz="4" w:color="D9D9D9"/>
-              <w:left w:val="single" w:sz="4" w:color="D9D9D9"/>
               <w:right w:val="single" w:sz="4" w:color="D9D9D9"/>
             </w:tcBorders>
             <w:shd w:fill="FFFFFF"/>
             <w:tcMar>
               <w:top w:w="85" w:type="dxa"/>
+              <w:left w:w="85" w:type="dxa"/>
               <w:bottom w:w="85" w:type="dxa"/>
-              <w:left w:w="85" w:type="dxa"/>
               <w:right w:w="85" w:type="dxa"/>
             </w:tcMar>
           </w:tcPr>
@@ -2539,15 +2539,15 @@
             <w:tcW w:type="dxa" w:w="3046"/>
             <w:tcBorders>
               <w:top w:val="single" w:sz="4" w:color="D9D9D9"/>
+              <w:left w:val="single" w:sz="4" w:color="D9D9D9"/>
               <w:bottom w:val="single" w:sz="4" w:color="D9D9D9"/>
-              <w:left w:val="single" w:sz="4" w:color="D9D9D9"/>
               <w:right w:val="single" w:sz="4" w:color="D9D9D9"/>
             </w:tcBorders>
             <w:shd w:fill="FFFFFF"/>
             <w:tcMar>
               <w:top w:w="85" w:type="dxa"/>
+              <w:left w:w="85" w:type="dxa"/>
               <w:bottom w:w="85" w:type="dxa"/>
-              <w:left w:w="85" w:type="dxa"/>
               <w:right w:w="85" w:type="dxa"/>
             </w:tcMar>
           </w:tcPr>
@@ -2597,15 +2597,15 @@
             <w:tcW w:type="dxa" w:w="2436"/>
             <w:tcBorders>
               <w:top w:val="single" w:sz="4" w:color="D9D9D9"/>
+              <w:left w:val="single" w:sz="4" w:color="D9D9D9"/>
               <w:bottom w:val="single" w:sz="4" w:color="D9D9D9"/>
-              <w:left w:val="single" w:sz="4" w:color="D9D9D9"/>
               <w:right w:val="single" w:sz="4" w:color="D9D9D9"/>
             </w:tcBorders>
             <w:shd w:fill="142D40"/>
             <w:tcMar>
               <w:top w:w="85" w:type="dxa"/>
+              <w:left w:w="85" w:type="dxa"/>
               <w:bottom w:w="85" w:type="dxa"/>
-              <w:left w:w="85" w:type="dxa"/>
               <w:right w:w="85" w:type="dxa"/>
             </w:tcMar>
           </w:tcPr>
@@ -2628,15 +2628,15 @@
             <w:tcW w:type="dxa" w:w="1218"/>
             <w:tcBorders>
               <w:top w:val="single" w:sz="4" w:color="D9D9D9"/>
+              <w:left w:val="single" w:sz="4" w:color="D9D9D9"/>
               <w:bottom w:val="single" w:sz="4" w:color="D9D9D9"/>
-              <w:left w:val="single" w:sz="4" w:color="D9D9D9"/>
               <w:right w:val="single" w:sz="4" w:color="D9D9D9"/>
             </w:tcBorders>
             <w:shd w:fill="142D40"/>
             <w:tcMar>
               <w:top w:w="85" w:type="dxa"/>
+              <w:left w:w="85" w:type="dxa"/>
               <w:bottom w:w="85" w:type="dxa"/>
-              <w:left w:w="85" w:type="dxa"/>
               <w:right w:w="85" w:type="dxa"/>
             </w:tcMar>
           </w:tcPr>
@@ -2659,15 +2659,15 @@
             <w:tcW w:type="dxa" w:w="1624"/>
             <w:tcBorders>
               <w:top w:val="single" w:sz="4" w:color="D9D9D9"/>
+              <w:left w:val="single" w:sz="4" w:color="D9D9D9"/>
               <w:bottom w:val="single" w:sz="4" w:color="D9D9D9"/>
-              <w:left w:val="single" w:sz="4" w:color="D9D9D9"/>
               <w:right w:val="single" w:sz="4" w:color="D9D9D9"/>
             </w:tcBorders>
             <w:shd w:fill="142D40"/>
             <w:tcMar>
               <w:top w:w="85" w:type="dxa"/>
+              <w:left w:w="85" w:type="dxa"/>
               <w:bottom w:w="85" w:type="dxa"/>
-              <w:left w:w="85" w:type="dxa"/>
               <w:right w:w="85" w:type="dxa"/>
             </w:tcMar>
           </w:tcPr>
@@ -2690,15 +2690,15 @@
             <w:tcW w:type="dxa" w:w="1624"/>
             <w:tcBorders>
               <w:top w:val="single" w:sz="4" w:color="D9D9D9"/>
+              <w:left w:val="single" w:sz="4" w:color="D9D9D9"/>
               <w:bottom w:val="single" w:sz="4" w:color="D9D9D9"/>
-              <w:left w:val="single" w:sz="4" w:color="D9D9D9"/>
               <w:right w:val="single" w:sz="4" w:color="D9D9D9"/>
             </w:tcBorders>
             <w:shd w:fill="142D40"/>
             <w:tcMar>
               <w:top w:w="85" w:type="dxa"/>
+              <w:left w:w="85" w:type="dxa"/>
               <w:bottom w:w="85" w:type="dxa"/>
-              <w:left w:w="85" w:type="dxa"/>
               <w:right w:w="85" w:type="dxa"/>
             </w:tcMar>
           </w:tcPr>
@@ -2721,15 +2721,15 @@
             <w:tcW w:type="dxa" w:w="1523"/>
             <w:tcBorders>
               <w:top w:val="single" w:sz="4" w:color="D9D9D9"/>
+              <w:left w:val="single" w:sz="4" w:color="D9D9D9"/>
               <w:bottom w:val="single" w:sz="4" w:color="D9D9D9"/>
-              <w:left w:val="single" w:sz="4" w:color="D9D9D9"/>
               <w:right w:val="single" w:sz="4" w:color="D9D9D9"/>
             </w:tcBorders>
             <w:shd w:fill="142D40"/>
             <w:tcMar>
               <w:top w:w="85" w:type="dxa"/>
+              <w:left w:w="85" w:type="dxa"/>
               <w:bottom w:w="85" w:type="dxa"/>
-              <w:left w:w="85" w:type="dxa"/>
               <w:right w:w="85" w:type="dxa"/>
             </w:tcMar>
           </w:tcPr>
@@ -2752,15 +2752,15 @@
             <w:tcW w:type="dxa" w:w="1726"/>
             <w:tcBorders>
               <w:top w:val="single" w:sz="4" w:color="D9D9D9"/>
+              <w:left w:val="single" w:sz="4" w:color="D9D9D9"/>
               <w:bottom w:val="single" w:sz="4" w:color="D9D9D9"/>
-              <w:left w:val="single" w:sz="4" w:color="D9D9D9"/>
               <w:right w:val="single" w:sz="4" w:color="D9D9D9"/>
             </w:tcBorders>
             <w:shd w:fill="142D40"/>
             <w:tcMar>
               <w:top w:w="85" w:type="dxa"/>
+              <w:left w:w="85" w:type="dxa"/>
               <w:bottom w:w="85" w:type="dxa"/>
-              <w:left w:w="85" w:type="dxa"/>
               <w:right w:w="85" w:type="dxa"/>
             </w:tcMar>
           </w:tcPr>
@@ -2785,15 +2785,15 @@
             <w:tcW w:type="dxa" w:w="2436"/>
             <w:tcBorders>
               <w:top w:val="single" w:sz="4" w:color="D9D9D9"/>
+              <w:left w:val="single" w:sz="4" w:color="D9D9D9"/>
               <w:bottom w:val="single" w:sz="4" w:color="D9D9D9"/>
-              <w:left w:val="single" w:sz="4" w:color="D9D9D9"/>
               <w:right w:val="single" w:sz="4" w:color="D9D9D9"/>
             </w:tcBorders>
             <w:shd w:fill="FFFFFF"/>
             <w:tcMar>
               <w:top w:w="85" w:type="dxa"/>
+              <w:left w:w="85" w:type="dxa"/>
               <w:bottom w:w="85" w:type="dxa"/>
-              <w:left w:w="85" w:type="dxa"/>
               <w:right w:w="85" w:type="dxa"/>
             </w:tcMar>
           </w:tcPr>
@@ -2816,15 +2816,15 @@
             <w:tcW w:type="dxa" w:w="1218"/>
             <w:tcBorders>
               <w:top w:val="single" w:sz="4" w:color="D9D9D9"/>
+              <w:left w:val="single" w:sz="4" w:color="D9D9D9"/>
               <w:bottom w:val="single" w:sz="4" w:color="D9D9D9"/>
-              <w:left w:val="single" w:sz="4" w:color="D9D9D9"/>
               <w:right w:val="single" w:sz="4" w:color="D9D9D9"/>
             </w:tcBorders>
             <w:shd w:fill="FFFFFF"/>
             <w:tcMar>
               <w:top w:w="85" w:type="dxa"/>
+              <w:left w:w="85" w:type="dxa"/>
               <w:bottom w:w="85" w:type="dxa"/>
-              <w:left w:w="85" w:type="dxa"/>
               <w:right w:w="85" w:type="dxa"/>
             </w:tcMar>
           </w:tcPr>
@@ -2847,15 +2847,15 @@
             <w:tcW w:type="dxa" w:w="1624"/>
             <w:tcBorders>
               <w:top w:val="single" w:sz="4" w:color="D9D9D9"/>
+              <w:left w:val="single" w:sz="4" w:color="D9D9D9"/>
               <w:bottom w:val="single" w:sz="4" w:color="D9D9D9"/>
-              <w:left w:val="single" w:sz="4" w:color="D9D9D9"/>
               <w:right w:val="single" w:sz="4" w:color="D9D9D9"/>
             </w:tcBorders>
             <w:shd w:fill="FFFFFF"/>
             <w:tcMar>
               <w:top w:w="85" w:type="dxa"/>
+              <w:left w:w="85" w:type="dxa"/>
               <w:bottom w:w="85" w:type="dxa"/>
-              <w:left w:w="85" w:type="dxa"/>
               <w:right w:w="85" w:type="dxa"/>
             </w:tcMar>
           </w:tcPr>
@@ -2878,15 +2878,15 @@
             <w:tcW w:type="dxa" w:w="1624"/>
             <w:tcBorders>
               <w:top w:val="single" w:sz="4" w:color="D9D9D9"/>
+              <w:left w:val="single" w:sz="4" w:color="D9D9D9"/>
               <w:bottom w:val="single" w:sz="4" w:color="D9D9D9"/>
-              <w:left w:val="single" w:sz="4" w:color="D9D9D9"/>
               <w:right w:val="single" w:sz="4" w:color="D9D9D9"/>
             </w:tcBorders>
             <w:shd w:fill="FFFFFF"/>
             <w:tcMar>
               <w:top w:w="85" w:type="dxa"/>
+              <w:left w:w="85" w:type="dxa"/>
               <w:bottom w:w="85" w:type="dxa"/>
-              <w:left w:w="85" w:type="dxa"/>
               <w:right w:w="85" w:type="dxa"/>
             </w:tcMar>
           </w:tcPr>
@@ -2909,15 +2909,15 @@
             <w:tcW w:type="dxa" w:w="1523"/>
             <w:tcBorders>
               <w:top w:val="single" w:sz="4" w:color="D9D9D9"/>
+              <w:left w:val="single" w:sz="4" w:color="D9D9D9"/>
               <w:bottom w:val="single" w:sz="4" w:color="D9D9D9"/>
-              <w:left w:val="single" w:sz="4" w:color="D9D9D9"/>
               <w:right w:val="single" w:sz="4" w:color="D9D9D9"/>
             </w:tcBorders>
             <w:shd w:fill="FFFFFF"/>
             <w:tcMar>
               <w:top w:w="85" w:type="dxa"/>
+              <w:left w:w="85" w:type="dxa"/>
               <w:bottom w:w="85" w:type="dxa"/>
-              <w:left w:w="85" w:type="dxa"/>
               <w:right w:w="85" w:type="dxa"/>
             </w:tcMar>
           </w:tcPr>
@@ -2940,15 +2940,15 @@
             <w:tcW w:type="dxa" w:w="1726"/>
             <w:tcBorders>
               <w:top w:val="single" w:sz="4" w:color="D9D9D9"/>
+              <w:left w:val="single" w:sz="4" w:color="D9D9D9"/>
               <w:bottom w:val="single" w:sz="4" w:color="D9D9D9"/>
-              <w:left w:val="single" w:sz="4" w:color="D9D9D9"/>
               <w:right w:val="single" w:sz="4" w:color="D9D9D9"/>
             </w:tcBorders>
             <w:shd w:fill="FFFFFF"/>
             <w:tcMar>
               <w:top w:w="85" w:type="dxa"/>
+              <w:left w:w="85" w:type="dxa"/>
               <w:bottom w:w="85" w:type="dxa"/>
-              <w:left w:w="85" w:type="dxa"/>
               <w:right w:w="85" w:type="dxa"/>
             </w:tcMar>
           </w:tcPr>
@@ -2973,15 +2973,15 @@
             <w:tcW w:type="dxa" w:w="2436"/>
             <w:tcBorders>
               <w:top w:val="single" w:sz="4" w:color="D9D9D9"/>
+              <w:left w:val="single" w:sz="4" w:color="D9D9D9"/>
               <w:bottom w:val="single" w:sz="4" w:color="D9D9D9"/>
-              <w:left w:val="single" w:sz="4" w:color="D9D9D9"/>
               <w:right w:val="single" w:sz="4" w:color="D9D9D9"/>
             </w:tcBorders>
             <w:shd w:fill="F1F5F7"/>
             <w:tcMar>
               <w:top w:w="85" w:type="dxa"/>
+              <w:left w:w="85" w:type="dxa"/>
               <w:bottom w:w="85" w:type="dxa"/>
-              <w:left w:w="85" w:type="dxa"/>
               <w:right w:w="85" w:type="dxa"/>
             </w:tcMar>
           </w:tcPr>
@@ -3004,15 +3004,15 @@
             <w:tcW w:type="dxa" w:w="1218"/>
             <w:tcBorders>
               <w:top w:val="single" w:sz="4" w:color="D9D9D9"/>
+              <w:left w:val="single" w:sz="4" w:color="D9D9D9"/>
               <w:bottom w:val="single" w:sz="4" w:color="D9D9D9"/>
-              <w:left w:val="single" w:sz="4" w:color="D9D9D9"/>
               <w:right w:val="single" w:sz="4" w:color="D9D9D9"/>
             </w:tcBorders>
             <w:shd w:fill="F1F5F7"/>
             <w:tcMar>
               <w:top w:w="85" w:type="dxa"/>
+              <w:left w:w="85" w:type="dxa"/>
               <w:bottom w:w="85" w:type="dxa"/>
-              <w:left w:w="85" w:type="dxa"/>
               <w:right w:w="85" w:type="dxa"/>
             </w:tcMar>
           </w:tcPr>
@@ -3035,15 +3035,15 @@
             <w:tcW w:type="dxa" w:w="1624"/>
             <w:tcBorders>
               <w:top w:val="single" w:sz="4" w:color="D9D9D9"/>
+              <w:left w:val="single" w:sz="4" w:color="D9D9D9"/>
               <w:bottom w:val="single" w:sz="4" w:color="D9D9D9"/>
-              <w:left w:val="single" w:sz="4" w:color="D9D9D9"/>
               <w:right w:val="single" w:sz="4" w:color="D9D9D9"/>
             </w:tcBorders>
             <w:shd w:fill="F1F5F7"/>
             <w:tcMar>
               <w:top w:w="85" w:type="dxa"/>
+              <w:left w:w="85" w:type="dxa"/>
               <w:bottom w:w="85" w:type="dxa"/>
-              <w:left w:w="85" w:type="dxa"/>
               <w:right w:w="85" w:type="dxa"/>
             </w:tcMar>
           </w:tcPr>
@@ -3066,15 +3066,15 @@
             <w:tcW w:type="dxa" w:w="1624"/>
             <w:tcBorders>
               <w:top w:val="single" w:sz="4" w:color="D9D9D9"/>
+              <w:left w:val="single" w:sz="4" w:color="D9D9D9"/>
               <w:bottom w:val="single" w:sz="4" w:color="D9D9D9"/>
-              <w:left w:val="single" w:sz="4" w:color="D9D9D9"/>
               <w:right w:val="single" w:sz="4" w:color="D9D9D9"/>
             </w:tcBorders>
             <w:shd w:fill="F1F5F7"/>
             <w:tcMar>
               <w:top w:w="85" w:type="dxa"/>
+              <w:left w:w="85" w:type="dxa"/>
               <w:bottom w:w="85" w:type="dxa"/>
-              <w:left w:w="85" w:type="dxa"/>
               <w:right w:w="85" w:type="dxa"/>
             </w:tcMar>
           </w:tcPr>
@@ -3097,15 +3097,15 @@
             <w:tcW w:type="dxa" w:w="1523"/>
             <w:tcBorders>
               <w:top w:val="single" w:sz="4" w:color="D9D9D9"/>
+              <w:left w:val="single" w:sz="4" w:color="D9D9D9"/>
               <w:bottom w:val="single" w:sz="4" w:color="D9D9D9"/>
-              <w:left w:val="single" w:sz="4" w:color="D9D9D9"/>
               <w:right w:val="single" w:sz="4" w:color="D9D9D9"/>
             </w:tcBorders>
             <w:shd w:fill="F1F5F7"/>
             <w:tcMar>
               <w:top w:w="85" w:type="dxa"/>
+              <w:left w:w="85" w:type="dxa"/>
               <w:bottom w:w="85" w:type="dxa"/>
-              <w:left w:w="85" w:type="dxa"/>
               <w:right w:w="85" w:type="dxa"/>
             </w:tcMar>
           </w:tcPr>
@@ -3128,15 +3128,15 @@
             <w:tcW w:type="dxa" w:w="1726"/>
             <w:tcBorders>
               <w:top w:val="single" w:sz="4" w:color="D9D9D9"/>
+              <w:left w:val="single" w:sz="4" w:color="D9D9D9"/>
               <w:bottom w:val="single" w:sz="4" w:color="D9D9D9"/>
-              <w:left w:val="single" w:sz="4" w:color="D9D9D9"/>
               <w:right w:val="single" w:sz="4" w:color="D9D9D9"/>
             </w:tcBorders>
             <w:shd w:fill="F1F5F7"/>
             <w:tcMar>
               <w:top w:w="85" w:type="dxa"/>
+              <w:left w:w="85" w:type="dxa"/>
               <w:bottom w:w="85" w:type="dxa"/>
-              <w:left w:w="85" w:type="dxa"/>
               <w:right w:w="85" w:type="dxa"/>
             </w:tcMar>
           </w:tcPr>
@@ -3161,15 +3161,15 @@
             <w:tcW w:type="dxa" w:w="2436"/>
             <w:tcBorders>
               <w:top w:val="single" w:sz="4" w:color="D9D9D9"/>
+              <w:left w:val="single" w:sz="4" w:color="D9D9D9"/>
               <w:bottom w:val="single" w:sz="4" w:color="D9D9D9"/>
-              <w:left w:val="single" w:sz="4" w:color="D9D9D9"/>
               <w:right w:val="single" w:sz="4" w:color="D9D9D9"/>
             </w:tcBorders>
             <w:shd w:fill="FFFFFF"/>
             <w:tcMar>
               <w:top w:w="85" w:type="dxa"/>
+              <w:left w:w="85" w:type="dxa"/>
               <w:bottom w:w="85" w:type="dxa"/>
-              <w:left w:w="85" w:type="dxa"/>
               <w:right w:w="85" w:type="dxa"/>
             </w:tcMar>
           </w:tcPr>
@@ -3192,15 +3192,15 @@
             <w:tcW w:type="dxa" w:w="1218"/>
             <w:tcBorders>
               <w:top w:val="single" w:sz="4" w:color="D9D9D9"/>
+              <w:left w:val="single" w:sz="4" w:color="D9D9D9"/>
               <w:bottom w:val="single" w:sz="4" w:color="D9D9D9"/>
-              <w:left w:val="single" w:sz="4" w:color="D9D9D9"/>
               <w:right w:val="single" w:sz="4" w:color="D9D9D9"/>
             </w:tcBorders>
             <w:shd w:fill="FFFFFF"/>
             <w:tcMar>
               <w:top w:w="85" w:type="dxa"/>
+              <w:left w:w="85" w:type="dxa"/>
               <w:bottom w:w="85" w:type="dxa"/>
-              <w:left w:w="85" w:type="dxa"/>
               <w:right w:w="85" w:type="dxa"/>
             </w:tcMar>
           </w:tcPr>
@@ -3223,15 +3223,15 @@
             <w:tcW w:type="dxa" w:w="1624"/>
             <w:tcBorders>
               <w:top w:val="single" w:sz="4" w:color="D9D9D9"/>
+              <w:left w:val="single" w:sz="4" w:color="D9D9D9"/>
               <w:bottom w:val="single" w:sz="4" w:color="D9D9D9"/>
-              <w:left w:val="single" w:sz="4" w:color="D9D9D9"/>
               <w:right w:val="single" w:sz="4" w:color="D9D9D9"/>
             </w:tcBorders>
             <w:shd w:fill="FFFFFF"/>
             <w:tcMar>
               <w:top w:w="85" w:type="dxa"/>
+              <w:left w:w="85" w:type="dxa"/>
               <w:bottom w:w="85" w:type="dxa"/>
-              <w:left w:w="85" w:type="dxa"/>
               <w:right w:w="85" w:type="dxa"/>
             </w:tcMar>
           </w:tcPr>
@@ -3254,15 +3254,15 @@
             <w:tcW w:type="dxa" w:w="1624"/>
             <w:tcBorders>
               <w:top w:val="single" w:sz="4" w:color="D9D9D9"/>
+              <w:left w:val="single" w:sz="4" w:color="D9D9D9"/>
               <w:bottom w:val="single" w:sz="4" w:color="D9D9D9"/>
-              <w:left w:val="single" w:sz="4" w:color="D9D9D9"/>
               <w:right w:val="single" w:sz="4" w:color="D9D9D9"/>
             </w:tcBorders>
             <w:shd w:fill="FFFFFF"/>
             <w:tcMar>
               <w:top w:w="85" w:type="dxa"/>
+              <w:left w:w="85" w:type="dxa"/>
               <w:bottom w:w="85" w:type="dxa"/>
-              <w:left w:w="85" w:type="dxa"/>
               <w:right w:w="85" w:type="dxa"/>
             </w:tcMar>
           </w:tcPr>
@@ -3285,15 +3285,15 @@
             <w:tcW w:type="dxa" w:w="1523"/>
             <w:tcBorders>
               <w:top w:val="single" w:sz="4" w:color="D9D9D9"/>
+              <w:left w:val="single" w:sz="4" w:color="D9D9D9"/>
               <w:bottom w:val="single" w:sz="4" w:color="D9D9D9"/>
-              <w:left w:val="single" w:sz="4" w:color="D9D9D9"/>
               <w:right w:val="single" w:sz="4" w:color="D9D9D9"/>
             </w:tcBorders>
             <w:shd w:fill="FFFFFF"/>
             <w:tcMar>
               <w:top w:w="85" w:type="dxa"/>
+              <w:left w:w="85" w:type="dxa"/>
               <w:bottom w:w="85" w:type="dxa"/>
-              <w:left w:w="85" w:type="dxa"/>
               <w:right w:w="85" w:type="dxa"/>
             </w:tcMar>
           </w:tcPr>
@@ -3316,15 +3316,15 @@
             <w:tcW w:type="dxa" w:w="1726"/>
             <w:tcBorders>
               <w:top w:val="single" w:sz="4" w:color="D9D9D9"/>
+              <w:left w:val="single" w:sz="4" w:color="D9D9D9"/>
               <w:bottom w:val="single" w:sz="4" w:color="D9D9D9"/>
-              <w:left w:val="single" w:sz="4" w:color="D9D9D9"/>
               <w:right w:val="single" w:sz="4" w:color="D9D9D9"/>
             </w:tcBorders>
             <w:shd w:fill="FFFFFF"/>
             <w:tcMar>
               <w:top w:w="85" w:type="dxa"/>
+              <w:left w:w="85" w:type="dxa"/>
               <w:bottom w:w="85" w:type="dxa"/>
-              <w:left w:w="85" w:type="dxa"/>
               <w:right w:w="85" w:type="dxa"/>
             </w:tcMar>
           </w:tcPr>
